--- a/template.docx
+++ b/template.docx
@@ -1,6 +1,6 @@
 
 <file path=word/document.xml><?xml version="1.0" encoding="utf-8"?>
-<w:document xmlns:wpc="http://schemas.microsoft.com/office/word/2010/wordprocessingCanvas" xmlns:cx="http://schemas.microsoft.com/office/drawing/2014/chartex" xmlns:cx1="http://schemas.microsoft.com/office/drawing/2015/9/8/chartex" xmlns:cx2="http://schemas.microsoft.com/office/drawing/2015/10/21/chartex" xmlns:cx3="http://schemas.microsoft.com/office/drawing/2016/5/9/chartex" xmlns:cx4="http://schemas.microsoft.com/office/drawing/2016/5/10/chartex" xmlns:cx5="http://schemas.microsoft.com/office/drawing/2016/5/11/chartex" xmlns:cx6="http://schemas.microsoft.com/office/drawing/2016/5/12/chartex" xmlns:cx7="http://schemas.microsoft.com/office/drawing/2016/5/13/chartex" xmlns:cx8="http://schemas.microsoft.com/office/drawing/2016/5/14/chartex" xmlns:mc="http://schemas.openxmlformats.org/markup-compatibility/2006" xmlns:aink="http://schemas.microsoft.com/office/drawing/2016/ink" xmlns:am3d="http://schemas.microsoft.com/office/drawing/2017/model3d" xmlns:o="urn:schemas-microsoft-com:office:office" xmlns:oel="http://schemas.microsoft.com/office/2019/extlst" xmlns:r="http://schemas.openxmlformats.org/officeDocument/2006/relationships" xmlns:m="http://schemas.openxmlformats.org/officeDocument/2006/math" xmlns:v="urn:schemas-microsoft-com:vml" xmlns:wp14="http://schemas.microsoft.com/office/word/2010/wordprocessingDrawing" xmlns:wp="http://schemas.openxmlformats.org/drawingml/2006/wordprocessingDrawing" xmlns:w10="urn:schemas-microsoft-com:office:word" xmlns:w="http://schemas.openxmlformats.org/wordprocessingml/2006/main" xmlns:w14="http://schemas.microsoft.com/office/word/2010/wordml" xmlns:w15="http://schemas.microsoft.com/office/word/2012/wordml" xmlns:w16cex="http://schemas.microsoft.com/office/word/2018/wordml/cex" xmlns:w16cid="http://schemas.microsoft.com/office/word/2016/wordml/cid" xmlns:w16="http://schemas.microsoft.com/office/word/2018/wordml" xmlns:w16du="http://schemas.microsoft.com/office/word/2023/wordml/word16du" xmlns:w16sdtdh="http://schemas.microsoft.com/office/word/2020/wordml/sdtdatahash" xmlns:w16sdtfl="http://schemas.microsoft.com/office/word/2024/wordml/sdtformatlock" xmlns:w16se="http://schemas.microsoft.com/office/word/2015/wordml/symex" xmlns:wpg="http://schemas.microsoft.com/office/word/2010/wordprocessingGroup" xmlns:wpi="http://schemas.microsoft.com/office/word/2010/wordprocessingInk" xmlns:wne="http://schemas.microsoft.com/office/word/2006/wordml" xmlns:wps="http://schemas.microsoft.com/office/word/2010/wordprocessingShape" mc:Ignorable="w14 w15 w16se w16cid w16 w16cex w16sdtdh w16sdtfl w16du wp14">
+<w:document xmlns:wpc="http://schemas.microsoft.com/office/word/2010/wordprocessingCanvas" xmlns:cx="http://schemas.microsoft.com/office/drawing/2014/chartex" xmlns:cx1="http://schemas.microsoft.com/office/drawing/2015/9/8/chartex" xmlns:cx2="http://schemas.microsoft.com/office/drawing/2015/10/21/chartex" xmlns:cx3="http://schemas.microsoft.com/office/drawing/2016/5/9/chartex" xmlns:cx4="http://schemas.microsoft.com/office/drawing/2016/5/10/chartex" xmlns:cx5="http://schemas.microsoft.com/office/drawing/2016/5/11/chartex" xmlns:cx6="http://schemas.microsoft.com/office/drawing/2016/5/12/chartex" xmlns:cx7="http://schemas.microsoft.com/office/drawing/2016/5/13/chartex" xmlns:cx8="http://schemas.microsoft.com/office/drawing/2016/5/14/chartex" xmlns:mc="http://schemas.openxmlformats.org/markup-compatibility/2006" xmlns:m="http://schemas.openxmlformats.org/officeDocument/2006/math" xmlns:aink="http://schemas.microsoft.com/office/drawing/2016/ink" xmlns:am3d="http://schemas.microsoft.com/office/drawing/2017/model3d" xmlns:oel="http://schemas.microsoft.com/office/2019/extlst" xmlns:r="http://schemas.openxmlformats.org/officeDocument/2006/relationships" xmlns:wp14="http://schemas.microsoft.com/office/word/2010/wordprocessingDrawing" xmlns:wp="http://schemas.openxmlformats.org/drawingml/2006/wordprocessingDrawing" xmlns:wpg="http://schemas.microsoft.com/office/word/2010/wordprocessingGroup" xmlns:wpi="http://schemas.microsoft.com/office/word/2010/wordprocessingInk" xmlns:wps="http://schemas.microsoft.com/office/word/2010/wordprocessingShape" xmlns:o="urn:schemas-microsoft-com:office:office" xmlns:v="urn:schemas-microsoft-com:vml" xmlns:w10="urn:schemas-microsoft-com:office:word" xmlns:w="http://schemas.openxmlformats.org/wordprocessingml/2006/main" xmlns:w14="http://schemas.microsoft.com/office/word/2010/wordml" xmlns:w15="http://schemas.microsoft.com/office/word/2012/wordml" xmlns:w16cex="http://schemas.microsoft.com/office/word/2018/wordml/cex" xmlns:w16cid="http://schemas.microsoft.com/office/word/2016/wordml/cid" xmlns:w16="http://schemas.microsoft.com/office/word/2018/wordml" xmlns:w16sdtdh="http://schemas.microsoft.com/office/word/2020/wordml/sdtdatahash" xmlns:w16sdtfl="http://schemas.microsoft.com/office/word/2024/wordml/sdtformatlock" xmlns:w16se="http://schemas.microsoft.com/office/word/2015/wordml/symex" xmlns:w16du="http://schemas.microsoft.com/office/word/2023/wordml/word16du" xmlns:wne="http://schemas.microsoft.com/office/word/2006/wordml" mc:Ignorable="w14 w15 w16se w16cid w16 w16cex w16sdtdh w16sdtfl w16du wp14">
   <w:body>
     <w:p>
       <w:bookmarkStart w:id="0" w:name="_Hlk207809527"/>
@@ -43,16 +43,16 @@
               <w:jc w:val="left"/>
               <w:textAlignment w:val="top"/>
               <w:rPr>
-                <w:rFonts w:ascii="SimHei" w:eastAsia="SimHei" w:hAnsi="SimSun" w:cs="SimHei" w:hint="eastAsia"/>
-                <w:b/>
-                <w:bCs/>
-                <w:color w:val="000000"/>
-                <w:sz w:val="24"/>
-              </w:rPr>
-            </w:pPr>
-            <w:r>
-              <w:rPr>
-                <w:rFonts w:ascii="SimHei" w:eastAsia="SimHei" w:hAnsi="SimSun" w:cs="SimHei" w:hint="eastAsia"/>
+                <w:rFonts w:ascii="黑体" w:eastAsia="黑体" w:hAnsi="宋体" w:cs="黑体"/>
+                <w:b/>
+                <w:bCs/>
+                <w:color w:val="000000"/>
+                <w:sz w:val="24"/>
+              </w:rPr>
+            </w:pPr>
+            <w:r>
+              <w:rPr>
+                <w:rFonts w:ascii="黑体" w:eastAsia="黑体" w:hAnsi="宋体" w:cs="黑体" w:hint="eastAsia"/>
                 <w:b/>
                 <w:bCs/>
                 <w:color w:val="000000"/>
@@ -63,7 +63,7 @@
             </w:r>
             <w:r>
               <w:rPr>
-                <w:rFonts w:ascii="SimHei" w:eastAsia="SimHei" w:hAnsi="SimSun" w:cs="SimHei" w:hint="eastAsia"/>
+                <w:rFonts w:ascii="黑体" w:eastAsia="黑体" w:hAnsi="宋体" w:cs="黑体" w:hint="eastAsia"/>
                 <w:b/>
                 <w:bCs/>
                 <w:color w:val="000000"/>
@@ -74,7 +74,7 @@
             </w:r>
             <w:r>
               <w:rPr>
-                <w:rFonts w:ascii="SimHei" w:eastAsia="SimHei" w:hAnsi="SimSun" w:cs="SimHei" w:hint="eastAsia"/>
+                <w:rFonts w:ascii="黑体" w:eastAsia="黑体" w:hAnsi="宋体" w:cs="黑体" w:hint="eastAsia"/>
                 <w:b/>
                 <w:bCs/>
                 <w:color w:val="000000"/>
@@ -85,7 +85,7 @@
             </w:r>
             <w:r>
               <w:rPr>
-                <w:rFonts w:ascii="SimHei" w:eastAsia="SimHei" w:hAnsi="SimSun" w:cs="SimHei" w:hint="eastAsia"/>
+                <w:rFonts w:ascii="黑体" w:eastAsia="黑体" w:hAnsi="宋体" w:cs="黑体" w:hint="eastAsia"/>
                 <w:b/>
                 <w:bCs/>
                 <w:color w:val="000000"/>
@@ -96,7 +96,7 @@
             </w:r>
             <w:r>
               <w:rPr>
-                <w:rFonts w:ascii="SimHei" w:eastAsia="SimHei" w:hAnsi="SimSun" w:cs="SimHei" w:hint="eastAsia"/>
+                <w:rFonts w:ascii="黑体" w:eastAsia="黑体" w:hAnsi="宋体" w:cs="黑体" w:hint="eastAsia"/>
                 <w:b/>
                 <w:bCs/>
                 <w:color w:val="000000"/>
@@ -126,14 +126,14 @@
               <w:jc w:val="center"/>
               <w:textAlignment w:val="center"/>
               <w:rPr>
-                <w:rFonts w:ascii="SimHei" w:eastAsia="SimHei" w:hAnsi="SimSun" w:cs="SimHei" w:hint="eastAsia"/>
-                <w:color w:val="000000"/>
-                <w:sz w:val="24"/>
-              </w:rPr>
-            </w:pPr>
-            <w:r>
-              <w:rPr>
-                <w:rFonts w:ascii="SimHei" w:eastAsia="SimHei" w:hAnsi="SimSun" w:cs="SimHei" w:hint="eastAsia"/>
+                <w:rFonts w:ascii="黑体" w:eastAsia="黑体" w:hAnsi="宋体" w:cs="黑体"/>
+                <w:color w:val="000000"/>
+                <w:sz w:val="24"/>
+              </w:rPr>
+            </w:pPr>
+            <w:r>
+              <w:rPr>
+                <w:rFonts w:ascii="黑体" w:eastAsia="黑体" w:hAnsi="宋体" w:cs="黑体" w:hint="eastAsia"/>
                 <w:color w:val="000000"/>
                 <w:kern w:val="0"/>
                 <w:sz w:val="24"/>
@@ -142,7 +142,7 @@
             </w:r>
             <w:r>
               <w:rPr>
-                <w:rFonts w:ascii="SimHei" w:eastAsia="SimHei" w:hAnsi="SimSun" w:cs="SimHei" w:hint="eastAsia"/>
+                <w:rFonts w:ascii="黑体" w:eastAsia="黑体" w:hAnsi="宋体" w:cs="黑体" w:hint="eastAsia"/>
                 <w:color w:val="000000"/>
                 <w:kern w:val="0"/>
                 <w:sz w:val="24"/>
@@ -170,14 +170,14 @@
               <w:jc w:val="center"/>
               <w:textAlignment w:val="center"/>
               <w:rPr>
-                <w:rFonts w:ascii="SimHei" w:eastAsia="SimHei" w:hAnsi="SimSun" w:cs="SimHei" w:hint="eastAsia"/>
-                <w:color w:val="000000"/>
-                <w:sz w:val="24"/>
-              </w:rPr>
-            </w:pPr>
-            <w:r>
-              <w:rPr>
-                <w:rFonts w:ascii="SimHei" w:eastAsia="SimHei" w:hAnsi="SimSun" w:cs="SimHei" w:hint="eastAsia"/>
+                <w:rFonts w:ascii="黑体" w:eastAsia="黑体" w:hAnsi="宋体" w:cs="黑体"/>
+                <w:color w:val="000000"/>
+                <w:sz w:val="24"/>
+              </w:rPr>
+            </w:pPr>
+            <w:r>
+              <w:rPr>
+                <w:rFonts w:ascii="黑体" w:eastAsia="黑体" w:hAnsi="宋体" w:cs="黑体" w:hint="eastAsia"/>
                 <w:color w:val="000000"/>
                 <w:kern w:val="0"/>
                 <w:sz w:val="24"/>
@@ -204,16 +204,16 @@
               <w:jc w:val="center"/>
               <w:textAlignment w:val="center"/>
               <w:rPr>
-                <w:rFonts w:ascii="SimHei" w:eastAsia="SimHei" w:hAnsi="SimSun" w:cs="SimHei" w:hint="eastAsia"/>
-                <w:b/>
-                <w:bCs/>
-                <w:color w:val="000000"/>
-                <w:sz w:val="24"/>
-              </w:rPr>
-            </w:pPr>
-            <w:r>
-              <w:rPr>
-                <w:rFonts w:ascii="SimHei" w:eastAsia="SimHei" w:hAnsi="SimSun" w:cs="SimHei" w:hint="eastAsia"/>
+                <w:rFonts w:ascii="黑体" w:eastAsia="黑体" w:hAnsi="宋体" w:cs="黑体"/>
+                <w:b/>
+                <w:bCs/>
+                <w:color w:val="000000"/>
+                <w:sz w:val="24"/>
+              </w:rPr>
+            </w:pPr>
+            <w:r>
+              <w:rPr>
+                <w:rFonts w:ascii="黑体" w:eastAsia="黑体" w:hAnsi="宋体" w:cs="黑体" w:hint="eastAsia"/>
                 <w:b/>
                 <w:bCs/>
                 <w:color w:val="000000"/>
@@ -242,14 +242,14 @@
               <w:jc w:val="center"/>
               <w:textAlignment w:val="center"/>
               <w:rPr>
-                <w:rFonts w:ascii="SimHei" w:eastAsia="SimHei" w:hAnsi="SimSun" w:cs="SimHei" w:hint="eastAsia"/>
-                <w:color w:val="000000"/>
-                <w:sz w:val="24"/>
-              </w:rPr>
-            </w:pPr>
-            <w:r>
-              <w:rPr>
-                <w:rFonts w:ascii="SimHei" w:eastAsia="SimHei" w:hAnsi="SimSun" w:cs="SimHei" w:hint="eastAsia"/>
+                <w:rFonts w:ascii="黑体" w:eastAsia="黑体" w:hAnsi="宋体" w:cs="黑体"/>
+                <w:color w:val="000000"/>
+                <w:sz w:val="24"/>
+              </w:rPr>
+            </w:pPr>
+            <w:r>
+              <w:rPr>
+                <w:rFonts w:ascii="黑体" w:eastAsia="黑体" w:hAnsi="宋体" w:cs="黑体" w:hint="eastAsia"/>
                 <w:color w:val="000000"/>
                 <w:kern w:val="0"/>
                 <w:sz w:val="24"/>
@@ -258,7 +258,7 @@
             </w:r>
             <w:r>
               <w:rPr>
-                <w:rFonts w:ascii="SimHei" w:eastAsia="SimHei" w:hAnsi="SimSun" w:cs="SimHei" w:hint="eastAsia"/>
+                <w:rFonts w:ascii="黑体" w:eastAsia="黑体" w:hAnsi="宋体" w:cs="黑体" w:hint="eastAsia"/>
                 <w:color w:val="000000"/>
                 <w:kern w:val="0"/>
                 <w:sz w:val="24"/>
@@ -289,7 +289,7 @@
             <w:pPr>
               <w:jc w:val="left"/>
               <w:rPr>
-                <w:rFonts w:ascii="SimHei" w:eastAsia="SimHei" w:hAnsi="SimSun" w:cs="SimHei" w:hint="eastAsia"/>
+                <w:rFonts w:ascii="黑体" w:eastAsia="黑体" w:hAnsi="宋体" w:cs="黑体"/>
                 <w:b/>
                 <w:bCs/>
                 <w:color w:val="000000"/>
@@ -314,7 +314,7 @@
             <w:pPr>
               <w:jc w:val="center"/>
               <w:rPr>
-                <w:rFonts w:ascii="SimHei" w:eastAsia="SimHei" w:hAnsi="SimSun" w:cs="SimHei" w:hint="eastAsia"/>
+                <w:rFonts w:ascii="黑体" w:eastAsia="黑体" w:hAnsi="宋体" w:cs="黑体"/>
                 <w:color w:val="000000"/>
                 <w:sz w:val="24"/>
               </w:rPr>
@@ -337,7 +337,7 @@
             <w:pPr>
               <w:jc w:val="center"/>
               <w:rPr>
-                <w:rFonts w:ascii="SimHei" w:eastAsia="SimHei" w:hAnsi="SimSun" w:cs="SimHei" w:hint="eastAsia"/>
+                <w:rFonts w:ascii="黑体" w:eastAsia="黑体" w:hAnsi="宋体" w:cs="黑体"/>
                 <w:color w:val="000000"/>
                 <w:sz w:val="24"/>
               </w:rPr>
@@ -361,7 +361,7 @@
               <w:jc w:val="center"/>
               <w:textAlignment w:val="center"/>
               <w:rPr>
-                <w:rFonts w:ascii="SimHei" w:eastAsia="SimHei" w:hAnsi="SimSun" w:cs="SimHei" w:hint="eastAsia"/>
+                <w:rFonts w:ascii="黑体" w:eastAsia="黑体" w:hAnsi="宋体" w:cs="黑体"/>
                 <w:b/>
                 <w:bCs/>
                 <w:color w:val="000000"/>
@@ -377,7 +377,7 @@
             </w:r>
             <w:r>
               <w:rPr>
-                <w:rFonts w:ascii="SimHei" w:eastAsia="SimHei" w:hAnsi="SimSun" w:cs="SimHei" w:hint="eastAsia"/>
+                <w:rFonts w:ascii="黑体" w:eastAsia="黑体" w:hAnsi="宋体" w:cs="黑体" w:hint="eastAsia"/>
                 <w:b/>
                 <w:bCs/>
                 <w:color w:val="000000"/>
@@ -406,139 +406,188 @@
                 <w:rStyle w:val="font31"/>
                 <w:rFonts w:hint="default"/>
               </w:rPr>
-              <w:t>2.0％</w:t>
-            </w:r>
-          </w:p>
-        </w:tc>
-        <w:tc>
-          <w:tcPr>
-            <w:tcW w:w="1600" w:type="dxa"/>
-            <w:tcBorders>
-              <w:top w:val="single" w:sz="4" w:space="0" w:color="000000"/>
-              <w:left w:val="single" w:sz="4" w:space="0" w:color="000000"/>
-              <w:bottom w:val="single" w:sz="4" w:space="0" w:color="000000"/>
-              <w:right w:val="single" w:sz="4" w:space="0" w:color="000000"/>
-            </w:tcBorders>
-            <w:vAlign w:val="center"/>
-          </w:tcPr>
-          <w:p>
-            <w:pPr>
-              <w:widowControl/>
-              <w:jc w:val="center"/>
-              <w:textAlignment w:val="center"/>
-              <w:rPr>
-                <w:rFonts w:ascii="SimHei" w:eastAsia="SimHei" w:hAnsi="SimSun" w:cs="SimHei" w:hint="eastAsia"/>
-                <w:b/>
-                <w:bCs/>
-                <w:color w:val="000000"/>
-                <w:sz w:val="24"/>
-              </w:rPr>
-            </w:pPr>
+              <w:t>2</w:t>
+            </w:r>
             <w:r>
               <w:rPr>
                 <w:rStyle w:val="font31"/>
                 <w:rFonts w:hint="default"/>
               </w:rPr>
-              <w:t>Q</w:t>
-            </w:r>
-            <w:r>
-              <w:rPr>
-                <w:rFonts w:ascii="SimHei" w:eastAsia="SimHei" w:hAnsi="SimSun" w:cs="SimHei" w:hint="eastAsia"/>
-                <w:b/>
-                <w:bCs/>
-                <w:color w:val="000000"/>
-                <w:kern w:val="0"/>
-                <w:sz w:val="24"/>
-                <w:vertAlign w:val="subscript"/>
-              </w:rPr>
-              <w:t>2</w:t>
+              <w:t>.</w:t>
             </w:r>
             <w:r>
               <w:rPr>
                 <w:rStyle w:val="font31"/>
                 <w:rFonts w:hint="default"/>
               </w:rPr>
-              <w:t>:</w:t>
+              <w:t>0</w:t>
             </w:r>
             <w:r>
               <w:rPr>
                 <w:rStyle w:val="font31"/>
                 <w:rFonts w:hint="default"/>
               </w:rPr>
-              <w:t>±</w:t>
-            </w:r>
+              <w:t>％</w:t>
+            </w:r>
+          </w:p>
+        </w:tc>
+        <w:tc>
+          <w:tcPr>
+            <w:tcW w:w="1600" w:type="dxa"/>
+            <w:tcBorders>
+              <w:top w:val="single" w:sz="4" w:space="0" w:color="000000"/>
+              <w:left w:val="single" w:sz="4" w:space="0" w:color="000000"/>
+              <w:bottom w:val="single" w:sz="4" w:space="0" w:color="000000"/>
+              <w:right w:val="single" w:sz="4" w:space="0" w:color="000000"/>
+            </w:tcBorders>
+            <w:vAlign w:val="center"/>
+          </w:tcPr>
+          <w:p>
+            <w:pPr>
+              <w:widowControl/>
+              <w:jc w:val="center"/>
+              <w:textAlignment w:val="center"/>
+              <w:rPr>
+                <w:rFonts w:ascii="黑体" w:eastAsia="黑体" w:hAnsi="宋体" w:cs="黑体"/>
+                <w:b/>
+                <w:bCs/>
+                <w:color w:val="000000"/>
+                <w:sz w:val="24"/>
+              </w:rPr>
+            </w:pPr>
             <w:r>
               <w:rPr>
                 <w:rStyle w:val="font31"/>
                 <w:rFonts w:hint="default"/>
               </w:rPr>
-              <w:t>2.0％</w:t>
-            </w:r>
-          </w:p>
-        </w:tc>
-        <w:tc>
-          <w:tcPr>
-            <w:tcW w:w="1556" w:type="dxa"/>
-            <w:tcBorders>
-              <w:top w:val="single" w:sz="4" w:space="0" w:color="000000"/>
-              <w:left w:val="single" w:sz="4" w:space="0" w:color="000000"/>
-              <w:bottom w:val="single" w:sz="4" w:space="0" w:color="000000"/>
-              <w:right w:val="single" w:sz="4" w:space="0" w:color="000000"/>
-            </w:tcBorders>
-            <w:vAlign w:val="center"/>
-          </w:tcPr>
-          <w:p>
-            <w:pPr>
-              <w:widowControl/>
-              <w:jc w:val="center"/>
-              <w:textAlignment w:val="center"/>
-              <w:rPr>
-                <w:rFonts w:ascii="SimHei" w:eastAsia="SimHei" w:hAnsi="SimSun" w:cs="SimHei" w:hint="eastAsia"/>
-                <w:b/>
-                <w:bCs/>
-                <w:color w:val="000000"/>
-                <w:sz w:val="24"/>
-              </w:rPr>
-            </w:pPr>
+              <w:t>Q</w:t>
+            </w:r>
+            <w:r>
+              <w:rPr>
+                <w:rFonts w:ascii="黑体" w:eastAsia="黑体" w:hAnsi="宋体" w:cs="黑体" w:hint="eastAsia"/>
+                <w:b/>
+                <w:bCs/>
+                <w:color w:val="000000"/>
+                <w:kern w:val="0"/>
+                <w:sz w:val="24"/>
+                <w:vertAlign w:val="subscript"/>
+              </w:rPr>
+              <w:t>2</w:t>
+            </w:r>
             <w:r>
               <w:rPr>
                 <w:rStyle w:val="font31"/>
                 <w:rFonts w:hint="default"/>
               </w:rPr>
-              <w:t>Q</w:t>
-            </w:r>
-            <w:r>
-              <w:rPr>
-                <w:rFonts w:ascii="SimHei" w:eastAsia="SimHei" w:hAnsi="SimSun" w:cs="SimHei" w:hint="eastAsia"/>
-                <w:b/>
-                <w:bCs/>
-                <w:color w:val="000000"/>
-                <w:kern w:val="0"/>
-                <w:sz w:val="24"/>
-                <w:vertAlign w:val="subscript"/>
-              </w:rPr>
-              <w:t>1</w:t>
+              <w:t>:</w:t>
             </w:r>
             <w:r>
               <w:rPr>
                 <w:rStyle w:val="font31"/>
                 <w:rFonts w:hint="default"/>
               </w:rPr>
-              <w:t>:</w:t>
+              <w:t>±</w:t>
             </w:r>
             <w:r>
               <w:rPr>
                 <w:rStyle w:val="font31"/>
                 <w:rFonts w:hint="default"/>
               </w:rPr>
-              <w:t>±</w:t>
+              <w:t>2</w:t>
             </w:r>
             <w:r>
               <w:rPr>
                 <w:rStyle w:val="font31"/>
                 <w:rFonts w:hint="default"/>
               </w:rPr>
-              <w:t>5.0％</w:t>
+              <w:t>.</w:t>
+            </w:r>
+            <w:r>
+              <w:rPr>
+                <w:rStyle w:val="font31"/>
+                <w:rFonts w:hint="default"/>
+              </w:rPr>
+              <w:t>0</w:t>
+            </w:r>
+            <w:r>
+              <w:rPr>
+                <w:rStyle w:val="font31"/>
+                <w:rFonts w:hint="default"/>
+              </w:rPr>
+              <w:t>％</w:t>
+            </w:r>
+          </w:p>
+        </w:tc>
+        <w:tc>
+          <w:tcPr>
+            <w:tcW w:w="1556" w:type="dxa"/>
+            <w:tcBorders>
+              <w:top w:val="single" w:sz="4" w:space="0" w:color="000000"/>
+              <w:left w:val="single" w:sz="4" w:space="0" w:color="000000"/>
+              <w:bottom w:val="single" w:sz="4" w:space="0" w:color="000000"/>
+              <w:right w:val="single" w:sz="4" w:space="0" w:color="000000"/>
+            </w:tcBorders>
+            <w:vAlign w:val="center"/>
+          </w:tcPr>
+          <w:p>
+            <w:pPr>
+              <w:widowControl/>
+              <w:jc w:val="center"/>
+              <w:textAlignment w:val="center"/>
+              <w:rPr>
+                <w:rFonts w:ascii="黑体" w:eastAsia="黑体" w:hAnsi="宋体" w:cs="黑体"/>
+                <w:b/>
+                <w:bCs/>
+                <w:color w:val="000000"/>
+                <w:sz w:val="24"/>
+              </w:rPr>
+            </w:pPr>
+            <w:r>
+              <w:rPr>
+                <w:rStyle w:val="font31"/>
+                <w:rFonts w:hint="default"/>
+              </w:rPr>
+              <w:t>Q</w:t>
+            </w:r>
+            <w:r>
+              <w:rPr>
+                <w:rFonts w:ascii="黑体" w:eastAsia="黑体" w:hAnsi="宋体" w:cs="黑体" w:hint="eastAsia"/>
+                <w:b/>
+                <w:bCs/>
+                <w:color w:val="000000"/>
+                <w:kern w:val="0"/>
+                <w:sz w:val="24"/>
+                <w:vertAlign w:val="subscript"/>
+              </w:rPr>
+              <w:t>1</w:t>
+            </w:r>
+            <w:r>
+              <w:rPr>
+                <w:rStyle w:val="font31"/>
+                <w:rFonts w:hint="default"/>
+              </w:rPr>
+              <w:t>:</w:t>
+            </w:r>
+            <w:r>
+              <w:rPr>
+                <w:rStyle w:val="font31"/>
+                <w:rFonts w:hint="default"/>
+              </w:rPr>
+              <w:t>±</w:t>
+            </w:r>
+            <w:r>
+              <w:rPr>
+                <w:rStyle w:val="font31"/>
+                <w:rFonts w:hint="default"/>
+              </w:rPr>
+              <w:t>5.0</w:t>
+            </w:r>
+            <w:r>
+              <w:rPr>
+                <w:rStyle w:val="font31"/>
+                <w:rFonts w:hint="default"/>
+              </w:rPr>
+              <w:t>％</w:t>
             </w:r>
           </w:p>
         </w:tc>
@@ -558,7 +607,7 @@
             <w:pPr>
               <w:jc w:val="center"/>
               <w:rPr>
-                <w:rFonts w:ascii="SimHei" w:eastAsia="SimHei" w:hAnsi="SimSun" w:cs="SimHei" w:hint="eastAsia"/>
+                <w:rFonts w:ascii="黑体" w:eastAsia="黑体" w:hAnsi="宋体" w:cs="黑体"/>
                 <w:color w:val="000000"/>
                 <w:sz w:val="24"/>
               </w:rPr>
@@ -586,7 +635,7 @@
             <w:pPr>
               <w:jc w:val="left"/>
               <w:rPr>
-                <w:rFonts w:ascii="SimHei" w:eastAsia="SimHei" w:hAnsi="SimSun" w:cs="SimHei" w:hint="eastAsia"/>
+                <w:rFonts w:ascii="黑体" w:eastAsia="黑体" w:hAnsi="宋体" w:cs="黑体"/>
                 <w:b/>
                 <w:bCs/>
                 <w:color w:val="000000"/>
@@ -611,7 +660,7 @@
             <w:pPr>
               <w:jc w:val="center"/>
               <w:rPr>
-                <w:rFonts w:ascii="SimHei" w:eastAsia="SimHei" w:hAnsi="SimSun" w:cs="SimHei" w:hint="eastAsia"/>
+                <w:rFonts w:ascii="黑体" w:eastAsia="黑体" w:hAnsi="宋体" w:cs="黑体"/>
                 <w:color w:val="000000"/>
                 <w:sz w:val="24"/>
               </w:rPr>
@@ -634,7 +683,7 @@
             <w:pPr>
               <w:jc w:val="center"/>
               <w:rPr>
-                <w:rFonts w:ascii="SimHei" w:eastAsia="SimHei" w:hAnsi="SimSun" w:cs="SimHei" w:hint="eastAsia"/>
+                <w:rFonts w:ascii="黑体" w:eastAsia="黑体" w:hAnsi="宋体" w:cs="黑体"/>
                 <w:color w:val="000000"/>
                 <w:sz w:val="24"/>
               </w:rPr>
@@ -659,16 +708,16 @@
               <w:jc w:val="center"/>
               <w:textAlignment w:val="center"/>
               <w:rPr>
-                <w:rFonts w:ascii="SimHei" w:eastAsia="SimHei" w:hAnsi="SimSun" w:cs="SimHei" w:hint="eastAsia"/>
-                <w:b/>
-                <w:bCs/>
-                <w:color w:val="000000"/>
-                <w:sz w:val="24"/>
-              </w:rPr>
-            </w:pPr>
-            <w:r>
-              <w:rPr>
-                <w:rFonts w:ascii="SimHei" w:eastAsia="SimHei" w:hAnsi="SimSun" w:cs="SimHei" w:hint="eastAsia"/>
+                <w:rFonts w:ascii="黑体" w:eastAsia="黑体" w:hAnsi="宋体" w:cs="黑体"/>
+                <w:b/>
+                <w:bCs/>
+                <w:color w:val="000000"/>
+                <w:sz w:val="24"/>
+              </w:rPr>
+            </w:pPr>
+            <w:r>
+              <w:rPr>
+                <w:rFonts w:ascii="黑体" w:eastAsia="黑体" w:hAnsi="宋体" w:cs="黑体" w:hint="eastAsia"/>
                 <w:b/>
                 <w:bCs/>
                 <w:color w:val="000000"/>
@@ -695,7 +744,7 @@
             <w:pPr>
               <w:jc w:val="center"/>
               <w:rPr>
-                <w:rFonts w:ascii="SimHei" w:eastAsia="SimHei" w:hAnsi="SimSun" w:cs="SimHei" w:hint="eastAsia"/>
+                <w:rFonts w:ascii="黑体" w:eastAsia="黑体" w:hAnsi="宋体" w:cs="黑体"/>
                 <w:color w:val="000000"/>
                 <w:sz w:val="24"/>
               </w:rPr>
@@ -726,7 +775,7 @@
               <w:jc w:val="center"/>
               <w:textAlignment w:val="center"/>
               <w:rPr>
-                <w:rFonts w:ascii="SimHei" w:eastAsia="SimHei" w:hAnsi="SimSun" w:cs="SimHei" w:hint="eastAsia"/>
+                <w:rFonts w:ascii="黑体" w:eastAsia="黑体" w:hAnsi="宋体" w:cs="黑体"/>
                 <w:color w:val="000000"/>
                 <w:sz w:val="24"/>
               </w:rPr>
@@ -734,7 +783,7 @@
             <w:bookmarkStart w:id="1" w:name="_Hlk207809408"/>
             <w:r>
               <w:rPr>
-                <w:rFonts w:ascii="SimHei" w:eastAsia="SimHei" w:hAnsi="SimSun" w:cs="SimHei" w:hint="eastAsia"/>
+                <w:rFonts w:ascii="黑体" w:eastAsia="黑体" w:hAnsi="宋体" w:cs="黑体" w:hint="eastAsia"/>
                 <w:color w:val="000000"/>
                 <w:sz w:val="24"/>
               </w:rPr>
@@ -743,15 +792,16 @@
             <w:bookmarkStart w:id="2" w:name="_Hlk207809481"/>
             <w:r>
               <w:rPr>
-                <w:rFonts w:ascii="SimHei" w:eastAsia="SimHei" w:hAnsi="SimSun" w:cs="SimHei" w:hint="eastAsia"/>
+                <w:rFonts w:ascii="黑体" w:eastAsia="黑体" w:hAnsi="宋体" w:cs="黑体" w:hint="eastAsia"/>
                 <w:color w:val="000000"/>
                 <w:sz w:val="24"/>
               </w:rPr>
               <w:t>#</w:t>
             </w:r>
-            <w:r>
-              <w:rPr>
-                <w:rFonts w:ascii="SimHei" w:eastAsia="SimHei" w:hAnsi="SimSun" w:cs="SimHei" w:hint="eastAsia"/>
+            <w:proofErr w:type="gramStart"/>
+            <w:r>
+              <w:rPr>
+                <w:rFonts w:ascii="黑体" w:eastAsia="黑体" w:hAnsi="宋体" w:cs="黑体" w:hint="eastAsia"/>
                 <w:color w:val="000000"/>
                 <w:sz w:val="24"/>
               </w:rPr>
@@ -760,7 +810,7 @@
             <w:bookmarkEnd w:id="2"/>
             <w:r>
               <w:rPr>
-                <w:rFonts w:ascii="SimHei" w:eastAsia="SimHei" w:hAnsi="SimSun" w:cs="SimHei" w:hint="eastAsia"/>
+                <w:rFonts w:ascii="黑体" w:eastAsia="黑体" w:hAnsi="宋体" w:cs="黑体" w:hint="eastAsia"/>
                 <w:color w:val="000000"/>
                 <w:sz w:val="24"/>
               </w:rPr>
@@ -769,15 +819,16 @@
             <w:bookmarkEnd w:id="1"/>
             <w:r>
               <w:rPr>
-                <w:rFonts w:ascii="SimHei" w:eastAsia="SimHei" w:hAnsi="SimSun" w:cs="SimHei"/>
+                <w:rFonts w:ascii="黑体" w:eastAsia="黑体" w:hAnsi="宋体" w:cs="黑体"/>
                 <w:color w:val="000000"/>
                 <w:sz w:val="24"/>
               </w:rPr>
               <w:t>{</w:t>
             </w:r>
-            <w:r>
-              <w:rPr>
-                <w:rFonts w:ascii="SimHei" w:eastAsia="SimHei" w:hAnsi="SimSun" w:cs="SimHei" w:hint="eastAsia"/>
+            <w:proofErr w:type="gramEnd"/>
+            <w:r>
+              <w:rPr>
+                <w:rFonts w:ascii="黑体" w:eastAsia="黑体" w:hAnsi="宋体" w:cs="黑体" w:hint="eastAsia"/>
                 <w:color w:val="000000"/>
                 <w:sz w:val="24"/>
               </w:rPr>
@@ -785,7 +836,7 @@
             </w:r>
             <w:r>
               <w:rPr>
-                <w:rFonts w:ascii="SimHei" w:eastAsia="SimHei" w:hAnsi="SimSun" w:cs="SimHei"/>
+                <w:rFonts w:ascii="黑体" w:eastAsia="黑体" w:hAnsi="宋体" w:cs="黑体"/>
                 <w:color w:val="000000"/>
                 <w:sz w:val="24"/>
               </w:rPr>
@@ -811,14 +862,14 @@
               <w:jc w:val="center"/>
               <w:textAlignment w:val="center"/>
               <w:rPr>
-                <w:rFonts w:ascii="SimHei" w:eastAsia="SimHei" w:hAnsi="SimSun" w:cs="SimHei" w:hint="eastAsia"/>
-                <w:color w:val="000000"/>
-                <w:sz w:val="24"/>
-              </w:rPr>
-            </w:pPr>
-            <w:r>
-              <w:rPr>
-                <w:rFonts w:ascii="SimHei" w:eastAsia="SimHei" w:hAnsi="SimSun" w:cs="SimHei" w:hint="eastAsia"/>
+                <w:rFonts w:ascii="黑体" w:eastAsia="黑体" w:hAnsi="宋体" w:cs="黑体"/>
+                <w:color w:val="000000"/>
+                <w:sz w:val="24"/>
+              </w:rPr>
+            </w:pPr>
+            <w:r>
+              <w:rPr>
+                <w:rFonts w:ascii="黑体" w:eastAsia="黑体" w:hAnsi="宋体" w:cs="黑体" w:hint="eastAsia"/>
                 <w:color w:val="000000"/>
                 <w:kern w:val="0"/>
                 <w:sz w:val="24"/>
@@ -845,14 +896,14 @@
               <w:jc w:val="center"/>
               <w:textAlignment w:val="center"/>
               <w:rPr>
-                <w:rFonts w:ascii="SimHei" w:eastAsia="SimHei" w:hAnsi="SimSun" w:cs="SimHei" w:hint="eastAsia"/>
-                <w:color w:val="000000"/>
-                <w:sz w:val="24"/>
-              </w:rPr>
-            </w:pPr>
-            <w:r>
-              <w:rPr>
-                <w:rFonts w:ascii="SimHei" w:eastAsia="SimHei" w:hAnsi="SimSun" w:cs="SimHei" w:hint="eastAsia"/>
+                <w:rFonts w:ascii="黑体" w:eastAsia="黑体" w:hAnsi="宋体" w:cs="黑体"/>
+                <w:color w:val="000000"/>
+                <w:sz w:val="24"/>
+              </w:rPr>
+            </w:pPr>
+            <w:r>
+              <w:rPr>
+                <w:rFonts w:ascii="黑体" w:eastAsia="黑体" w:hAnsi="宋体" w:cs="黑体" w:hint="eastAsia"/>
                 <w:color w:val="000000"/>
                 <w:kern w:val="0"/>
                 <w:sz w:val="24"/>
@@ -879,14 +930,14 @@
               <w:jc w:val="center"/>
               <w:textAlignment w:val="center"/>
               <w:rPr>
-                <w:rFonts w:ascii="SimHei" w:eastAsia="SimHei" w:hAnsi="SimSun" w:cs="SimHei" w:hint="eastAsia"/>
-                <w:color w:val="000000"/>
-                <w:sz w:val="24"/>
-              </w:rPr>
-            </w:pPr>
-            <w:r>
-              <w:rPr>
-                <w:rFonts w:ascii="SimHei" w:eastAsia="SimHei" w:hAnsi="SimSun" w:cs="SimHei"/>
+                <w:rFonts w:ascii="黑体" w:eastAsia="黑体" w:hAnsi="宋体" w:cs="黑体"/>
+                <w:color w:val="000000"/>
+                <w:sz w:val="24"/>
+              </w:rPr>
+            </w:pPr>
+            <w:r>
+              <w:rPr>
+                <w:rFonts w:ascii="黑体" w:eastAsia="黑体" w:hAnsi="宋体" w:cs="黑体"/>
                 <w:color w:val="000000"/>
                 <w:kern w:val="0"/>
                 <w:sz w:val="24"/>
@@ -913,14 +964,14 @@
               <w:jc w:val="center"/>
               <w:textAlignment w:val="center"/>
               <w:rPr>
-                <w:rFonts w:ascii="SimHei" w:eastAsia="SimHei" w:hAnsi="SimSun" w:cs="SimHei" w:hint="eastAsia"/>
-                <w:color w:val="000000"/>
-                <w:sz w:val="24"/>
-              </w:rPr>
-            </w:pPr>
-            <w:r>
-              <w:rPr>
-                <w:rFonts w:ascii="SimHei" w:eastAsia="SimHei" w:hAnsi="SimSun" w:cs="SimHei"/>
+                <w:rFonts w:ascii="黑体" w:eastAsia="黑体" w:hAnsi="宋体" w:cs="黑体"/>
+                <w:color w:val="000000"/>
+                <w:sz w:val="24"/>
+              </w:rPr>
+            </w:pPr>
+            <w:r>
+              <w:rPr>
+                <w:rFonts w:ascii="黑体" w:eastAsia="黑体" w:hAnsi="宋体" w:cs="黑体"/>
                 <w:color w:val="000000"/>
                 <w:kern w:val="0"/>
                 <w:sz w:val="24"/>
@@ -947,14 +998,14 @@
               <w:jc w:val="center"/>
               <w:textAlignment w:val="center"/>
               <w:rPr>
-                <w:rFonts w:ascii="SimHei" w:eastAsia="SimHei" w:hAnsi="SimSun" w:cs="SimHei" w:hint="eastAsia"/>
-                <w:color w:val="000000"/>
-                <w:sz w:val="24"/>
-              </w:rPr>
-            </w:pPr>
-            <w:r>
-              <w:rPr>
-                <w:rFonts w:ascii="SimHei" w:eastAsia="SimHei" w:hAnsi="SimSun" w:cs="SimHei"/>
+                <w:rFonts w:ascii="黑体" w:eastAsia="黑体" w:hAnsi="宋体" w:cs="黑体"/>
+                <w:color w:val="000000"/>
+                <w:sz w:val="24"/>
+              </w:rPr>
+            </w:pPr>
+            <w:r>
+              <w:rPr>
+                <w:rFonts w:ascii="黑体" w:eastAsia="黑体" w:hAnsi="宋体" w:cs="黑体"/>
                 <w:color w:val="000000"/>
                 <w:kern w:val="0"/>
                 <w:sz w:val="24"/>
@@ -981,14 +1032,14 @@
               <w:jc w:val="center"/>
               <w:textAlignment w:val="center"/>
               <w:rPr>
-                <w:rFonts w:ascii="SimHei" w:eastAsia="SimHei" w:hAnsi="SimSun" w:cs="SimHei" w:hint="eastAsia"/>
-                <w:color w:val="000000"/>
-                <w:sz w:val="24"/>
-              </w:rPr>
-            </w:pPr>
-            <w:r>
-              <w:rPr>
-                <w:rFonts w:ascii="SimHei" w:eastAsia="SimHei" w:hAnsi="SimSun" w:cs="SimHei" w:hint="eastAsia"/>
+                <w:rFonts w:ascii="黑体" w:eastAsia="黑体" w:hAnsi="宋体" w:cs="黑体"/>
+                <w:color w:val="000000"/>
+                <w:sz w:val="24"/>
+              </w:rPr>
+            </w:pPr>
+            <w:r>
+              <w:rPr>
+                <w:rFonts w:ascii="黑体" w:eastAsia="黑体" w:hAnsi="宋体" w:cs="黑体" w:hint="eastAsia"/>
                 <w:color w:val="000000"/>
                 <w:kern w:val="0"/>
                 <w:sz w:val="24"/>
@@ -997,7 +1048,7 @@
             </w:r>
             <w:r>
               <w:rPr>
-                <w:rFonts w:ascii="SimHei" w:eastAsia="SimHei" w:hAnsi="SimSun" w:cs="SimHei"/>
+                <w:rFonts w:ascii="黑体" w:eastAsia="黑体" w:hAnsi="宋体" w:cs="黑体"/>
                 <w:color w:val="000000"/>
                 <w:kern w:val="0"/>
                 <w:sz w:val="24"/>
@@ -1006,7 +1057,7 @@
             </w:r>
             <w:r>
               <w:rPr>
-                <w:rFonts w:ascii="SimHei" w:eastAsia="SimHei" w:hAnsi="SimSun" w:cs="SimHei" w:hint="eastAsia"/>
+                <w:rFonts w:ascii="黑体" w:eastAsia="黑体" w:hAnsi="宋体" w:cs="黑体" w:hint="eastAsia"/>
                 <w:color w:val="000000"/>
                 <w:kern w:val="0"/>
                 <w:sz w:val="24"/>
@@ -1015,7 +1066,7 @@
             </w:r>
             <w:r>
               <w:rPr>
-                <w:rFonts w:ascii="SimHei" w:eastAsia="SimHei" w:hAnsi="SimSun" w:cs="SimHei"/>
+                <w:rFonts w:ascii="黑体" w:eastAsia="黑体" w:hAnsi="宋体" w:cs="黑体"/>
                 <w:color w:val="000000"/>
                 <w:kern w:val="0"/>
                 <w:sz w:val="24"/>
@@ -1070,16 +1121,16 @@
               <w:jc w:val="left"/>
               <w:textAlignment w:val="top"/>
               <w:rPr>
-                <w:rFonts w:ascii="SimHei" w:eastAsia="SimHei" w:hAnsi="SimSun" w:cs="SimHei" w:hint="eastAsia"/>
-                <w:b/>
-                <w:bCs/>
-                <w:color w:val="000000"/>
-                <w:sz w:val="24"/>
-              </w:rPr>
-            </w:pPr>
-            <w:r>
-              <w:rPr>
-                <w:rFonts w:ascii="SimHei" w:eastAsia="SimHei" w:hAnsi="SimSun" w:cs="SimHei" w:hint="eastAsia"/>
+                <w:rFonts w:ascii="黑体" w:eastAsia="黑体" w:hAnsi="宋体" w:cs="黑体"/>
+                <w:b/>
+                <w:bCs/>
+                <w:color w:val="000000"/>
+                <w:sz w:val="24"/>
+              </w:rPr>
+            </w:pPr>
+            <w:r>
+              <w:rPr>
+                <w:rFonts w:ascii="黑体" w:eastAsia="黑体" w:hAnsi="宋体" w:cs="黑体" w:hint="eastAsia"/>
                 <w:b/>
                 <w:bCs/>
                 <w:color w:val="000000"/>
@@ -1090,7 +1141,7 @@
             </w:r>
             <w:r>
               <w:rPr>
-                <w:rFonts w:ascii="SimHei" w:eastAsia="SimHei" w:hAnsi="SimSun" w:cs="SimHei" w:hint="eastAsia"/>
+                <w:rFonts w:ascii="黑体" w:eastAsia="黑体" w:hAnsi="宋体" w:cs="黑体" w:hint="eastAsia"/>
                 <w:b/>
                 <w:bCs/>
                 <w:color w:val="000000"/>
@@ -1101,7 +1152,7 @@
             </w:r>
             <w:r>
               <w:rPr>
-                <w:rFonts w:ascii="SimHei" w:eastAsia="SimHei" w:hAnsi="SimSun" w:cs="SimHei" w:hint="eastAsia"/>
+                <w:rFonts w:ascii="黑体" w:eastAsia="黑体" w:hAnsi="宋体" w:cs="黑体" w:hint="eastAsia"/>
                 <w:b/>
                 <w:bCs/>
                 <w:color w:val="000000"/>
@@ -1112,7 +1163,7 @@
             </w:r>
             <w:r>
               <w:rPr>
-                <w:rFonts w:ascii="SimHei" w:eastAsia="SimHei" w:hAnsi="SimSun" w:cs="SimHei" w:hint="eastAsia"/>
+                <w:rFonts w:ascii="黑体" w:eastAsia="黑体" w:hAnsi="宋体" w:cs="黑体" w:hint="eastAsia"/>
                 <w:b/>
                 <w:bCs/>
                 <w:color w:val="000000"/>
@@ -1123,7 +1174,7 @@
             </w:r>
             <w:r>
               <w:rPr>
-                <w:rFonts w:ascii="SimHei" w:eastAsia="SimHei" w:hAnsi="SimSun" w:cs="SimHei" w:hint="eastAsia"/>
+                <w:rFonts w:ascii="黑体" w:eastAsia="黑体" w:hAnsi="宋体" w:cs="黑体" w:hint="eastAsia"/>
                 <w:b/>
                 <w:bCs/>
                 <w:color w:val="000000"/>
@@ -1153,14 +1204,14 @@
               <w:jc w:val="center"/>
               <w:textAlignment w:val="center"/>
               <w:rPr>
-                <w:rFonts w:ascii="SimHei" w:eastAsia="SimHei" w:hAnsi="SimSun" w:cs="SimHei" w:hint="eastAsia"/>
-                <w:color w:val="000000"/>
-                <w:sz w:val="24"/>
-              </w:rPr>
-            </w:pPr>
-            <w:r>
-              <w:rPr>
-                <w:rFonts w:ascii="SimHei" w:eastAsia="SimHei" w:hAnsi="SimSun" w:cs="SimHei" w:hint="eastAsia"/>
+                <w:rFonts w:ascii="黑体" w:eastAsia="黑体" w:hAnsi="宋体" w:cs="黑体"/>
+                <w:color w:val="000000"/>
+                <w:sz w:val="24"/>
+              </w:rPr>
+            </w:pPr>
+            <w:r>
+              <w:rPr>
+                <w:rFonts w:ascii="黑体" w:eastAsia="黑体" w:hAnsi="宋体" w:cs="黑体" w:hint="eastAsia"/>
                 <w:color w:val="000000"/>
                 <w:kern w:val="0"/>
                 <w:sz w:val="24"/>
@@ -1169,7 +1220,7 @@
             </w:r>
             <w:r>
               <w:rPr>
-                <w:rFonts w:ascii="SimHei" w:eastAsia="SimHei" w:hAnsi="SimSun" w:cs="SimHei" w:hint="eastAsia"/>
+                <w:rFonts w:ascii="黑体" w:eastAsia="黑体" w:hAnsi="宋体" w:cs="黑体" w:hint="eastAsia"/>
                 <w:color w:val="000000"/>
                 <w:kern w:val="0"/>
                 <w:sz w:val="24"/>
@@ -1197,14 +1248,14 @@
               <w:jc w:val="center"/>
               <w:textAlignment w:val="center"/>
               <w:rPr>
-                <w:rFonts w:ascii="SimHei" w:eastAsia="SimHei" w:hAnsi="SimSun" w:cs="SimHei" w:hint="eastAsia"/>
-                <w:color w:val="000000"/>
-                <w:sz w:val="24"/>
-              </w:rPr>
-            </w:pPr>
-            <w:r>
-              <w:rPr>
-                <w:rFonts w:ascii="SimHei" w:eastAsia="SimHei" w:hAnsi="SimSun" w:cs="SimHei" w:hint="eastAsia"/>
+                <w:rFonts w:ascii="黑体" w:eastAsia="黑体" w:hAnsi="宋体" w:cs="黑体"/>
+                <w:color w:val="000000"/>
+                <w:sz w:val="24"/>
+              </w:rPr>
+            </w:pPr>
+            <w:r>
+              <w:rPr>
+                <w:rFonts w:ascii="黑体" w:eastAsia="黑体" w:hAnsi="宋体" w:cs="黑体" w:hint="eastAsia"/>
                 <w:color w:val="000000"/>
                 <w:kern w:val="0"/>
                 <w:sz w:val="24"/>
@@ -1231,16 +1282,16 @@
               <w:jc w:val="center"/>
               <w:textAlignment w:val="center"/>
               <w:rPr>
-                <w:rFonts w:ascii="SimHei" w:eastAsia="SimHei" w:hAnsi="SimSun" w:cs="SimHei" w:hint="eastAsia"/>
-                <w:b/>
-                <w:bCs/>
-                <w:color w:val="000000"/>
-                <w:sz w:val="24"/>
-              </w:rPr>
-            </w:pPr>
-            <w:r>
-              <w:rPr>
-                <w:rFonts w:ascii="SimHei" w:eastAsia="SimHei" w:hAnsi="SimSun" w:cs="SimHei" w:hint="eastAsia"/>
+                <w:rFonts w:ascii="黑体" w:eastAsia="黑体" w:hAnsi="宋体" w:cs="黑体"/>
+                <w:b/>
+                <w:bCs/>
+                <w:color w:val="000000"/>
+                <w:sz w:val="24"/>
+              </w:rPr>
+            </w:pPr>
+            <w:r>
+              <w:rPr>
+                <w:rFonts w:ascii="黑体" w:eastAsia="黑体" w:hAnsi="宋体" w:cs="黑体" w:hint="eastAsia"/>
                 <w:b/>
                 <w:bCs/>
                 <w:color w:val="000000"/>
@@ -1269,14 +1320,14 @@
               <w:jc w:val="center"/>
               <w:textAlignment w:val="center"/>
               <w:rPr>
-                <w:rFonts w:ascii="SimHei" w:eastAsia="SimHei" w:hAnsi="SimSun" w:cs="SimHei" w:hint="eastAsia"/>
-                <w:color w:val="000000"/>
-                <w:sz w:val="24"/>
-              </w:rPr>
-            </w:pPr>
-            <w:r>
-              <w:rPr>
-                <w:rFonts w:ascii="SimHei" w:eastAsia="SimHei" w:hAnsi="SimSun" w:cs="SimHei" w:hint="eastAsia"/>
+                <w:rFonts w:ascii="黑体" w:eastAsia="黑体" w:hAnsi="宋体" w:cs="黑体"/>
+                <w:color w:val="000000"/>
+                <w:sz w:val="24"/>
+              </w:rPr>
+            </w:pPr>
+            <w:r>
+              <w:rPr>
+                <w:rFonts w:ascii="黑体" w:eastAsia="黑体" w:hAnsi="宋体" w:cs="黑体" w:hint="eastAsia"/>
                 <w:color w:val="000000"/>
                 <w:kern w:val="0"/>
                 <w:sz w:val="24"/>
@@ -1285,7 +1336,7 @@
             </w:r>
             <w:r>
               <w:rPr>
-                <w:rFonts w:ascii="SimHei" w:eastAsia="SimHei" w:hAnsi="SimSun" w:cs="SimHei" w:hint="eastAsia"/>
+                <w:rFonts w:ascii="黑体" w:eastAsia="黑体" w:hAnsi="宋体" w:cs="黑体" w:hint="eastAsia"/>
                 <w:color w:val="000000"/>
                 <w:kern w:val="0"/>
                 <w:sz w:val="24"/>
@@ -1316,7 +1367,7 @@
             <w:pPr>
               <w:jc w:val="left"/>
               <w:rPr>
-                <w:rFonts w:ascii="SimHei" w:eastAsia="SimHei" w:hAnsi="SimSun" w:cs="SimHei" w:hint="eastAsia"/>
+                <w:rFonts w:ascii="黑体" w:eastAsia="黑体" w:hAnsi="宋体" w:cs="黑体"/>
                 <w:b/>
                 <w:bCs/>
                 <w:color w:val="000000"/>
@@ -1341,7 +1392,7 @@
             <w:pPr>
               <w:jc w:val="center"/>
               <w:rPr>
-                <w:rFonts w:ascii="SimHei" w:eastAsia="SimHei" w:hAnsi="SimSun" w:cs="SimHei" w:hint="eastAsia"/>
+                <w:rFonts w:ascii="黑体" w:eastAsia="黑体" w:hAnsi="宋体" w:cs="黑体"/>
                 <w:color w:val="000000"/>
                 <w:sz w:val="24"/>
               </w:rPr>
@@ -1364,7 +1415,7 @@
             <w:pPr>
               <w:jc w:val="center"/>
               <w:rPr>
-                <w:rFonts w:ascii="SimHei" w:eastAsia="SimHei" w:hAnsi="SimSun" w:cs="SimHei" w:hint="eastAsia"/>
+                <w:rFonts w:ascii="黑体" w:eastAsia="黑体" w:hAnsi="宋体" w:cs="黑体"/>
                 <w:color w:val="000000"/>
                 <w:sz w:val="24"/>
               </w:rPr>
@@ -1388,7 +1439,7 @@
               <w:jc w:val="center"/>
               <w:textAlignment w:val="center"/>
               <w:rPr>
-                <w:rFonts w:ascii="SimHei" w:eastAsia="SimHei" w:hAnsi="SimSun" w:cs="SimHei" w:hint="eastAsia"/>
+                <w:rFonts w:ascii="黑体" w:eastAsia="黑体" w:hAnsi="宋体" w:cs="黑体"/>
                 <w:b/>
                 <w:bCs/>
                 <w:color w:val="000000"/>
@@ -1404,7 +1455,7 @@
             </w:r>
             <w:r>
               <w:rPr>
-                <w:rFonts w:ascii="SimHei" w:eastAsia="SimHei" w:hAnsi="SimSun" w:cs="SimHei" w:hint="eastAsia"/>
+                <w:rFonts w:ascii="黑体" w:eastAsia="黑体" w:hAnsi="宋体" w:cs="黑体" w:hint="eastAsia"/>
                 <w:b/>
                 <w:bCs/>
                 <w:color w:val="000000"/>
@@ -1454,7 +1505,7 @@
               <w:jc w:val="center"/>
               <w:textAlignment w:val="center"/>
               <w:rPr>
-                <w:rFonts w:ascii="SimHei" w:eastAsia="SimHei" w:hAnsi="SimSun" w:cs="SimHei" w:hint="eastAsia"/>
+                <w:rFonts w:ascii="黑体" w:eastAsia="黑体" w:hAnsi="宋体" w:cs="黑体"/>
                 <w:b/>
                 <w:bCs/>
                 <w:color w:val="000000"/>
@@ -1470,7 +1521,7 @@
             </w:r>
             <w:r>
               <w:rPr>
-                <w:rFonts w:ascii="SimHei" w:eastAsia="SimHei" w:hAnsi="SimSun" w:cs="SimHei" w:hint="eastAsia"/>
+                <w:rFonts w:ascii="黑体" w:eastAsia="黑体" w:hAnsi="宋体" w:cs="黑体" w:hint="eastAsia"/>
                 <w:b/>
                 <w:bCs/>
                 <w:color w:val="000000"/>
@@ -1520,7 +1571,7 @@
               <w:jc w:val="center"/>
               <w:textAlignment w:val="center"/>
               <w:rPr>
-                <w:rFonts w:ascii="SimHei" w:eastAsia="SimHei" w:hAnsi="SimSun" w:cs="SimHei" w:hint="eastAsia"/>
+                <w:rFonts w:ascii="黑体" w:eastAsia="黑体" w:hAnsi="宋体" w:cs="黑体"/>
                 <w:b/>
                 <w:bCs/>
                 <w:color w:val="000000"/>
@@ -1536,7 +1587,7 @@
             </w:r>
             <w:r>
               <w:rPr>
-                <w:rFonts w:ascii="SimHei" w:eastAsia="SimHei" w:hAnsi="SimSun" w:cs="SimHei" w:hint="eastAsia"/>
+                <w:rFonts w:ascii="黑体" w:eastAsia="黑体" w:hAnsi="宋体" w:cs="黑体" w:hint="eastAsia"/>
                 <w:b/>
                 <w:bCs/>
                 <w:color w:val="000000"/>
@@ -1585,7 +1636,7 @@
             <w:pPr>
               <w:jc w:val="center"/>
               <w:rPr>
-                <w:rFonts w:ascii="SimHei" w:eastAsia="SimHei" w:hAnsi="SimSun" w:cs="SimHei" w:hint="eastAsia"/>
+                <w:rFonts w:ascii="黑体" w:eastAsia="黑体" w:hAnsi="宋体" w:cs="黑体"/>
                 <w:color w:val="000000"/>
                 <w:sz w:val="24"/>
               </w:rPr>
@@ -1613,7 +1664,7 @@
             <w:pPr>
               <w:jc w:val="left"/>
               <w:rPr>
-                <w:rFonts w:ascii="SimHei" w:eastAsia="SimHei" w:hAnsi="SimSun" w:cs="SimHei" w:hint="eastAsia"/>
+                <w:rFonts w:ascii="黑体" w:eastAsia="黑体" w:hAnsi="宋体" w:cs="黑体"/>
                 <w:b/>
                 <w:bCs/>
                 <w:color w:val="000000"/>
@@ -1638,7 +1689,7 @@
             <w:pPr>
               <w:jc w:val="center"/>
               <w:rPr>
-                <w:rFonts w:ascii="SimHei" w:eastAsia="SimHei" w:hAnsi="SimSun" w:cs="SimHei" w:hint="eastAsia"/>
+                <w:rFonts w:ascii="黑体" w:eastAsia="黑体" w:hAnsi="宋体" w:cs="黑体"/>
                 <w:color w:val="000000"/>
                 <w:sz w:val="24"/>
               </w:rPr>
@@ -1661,7 +1712,7 @@
             <w:pPr>
               <w:jc w:val="center"/>
               <w:rPr>
-                <w:rFonts w:ascii="SimHei" w:eastAsia="SimHei" w:hAnsi="SimSun" w:cs="SimHei" w:hint="eastAsia"/>
+                <w:rFonts w:ascii="黑体" w:eastAsia="黑体" w:hAnsi="宋体" w:cs="黑体"/>
                 <w:color w:val="000000"/>
                 <w:sz w:val="24"/>
               </w:rPr>
@@ -1686,16 +1737,16 @@
               <w:jc w:val="center"/>
               <w:textAlignment w:val="center"/>
               <w:rPr>
-                <w:rFonts w:ascii="SimHei" w:eastAsia="SimHei" w:hAnsi="SimSun" w:cs="SimHei" w:hint="eastAsia"/>
-                <w:b/>
-                <w:bCs/>
-                <w:color w:val="000000"/>
-                <w:sz w:val="24"/>
-              </w:rPr>
-            </w:pPr>
-            <w:r>
-              <w:rPr>
-                <w:rFonts w:ascii="SimHei" w:eastAsia="SimHei" w:hAnsi="SimSun" w:cs="SimHei" w:hint="eastAsia"/>
+                <w:rFonts w:ascii="黑体" w:eastAsia="黑体" w:hAnsi="宋体" w:cs="黑体"/>
+                <w:b/>
+                <w:bCs/>
+                <w:color w:val="000000"/>
+                <w:sz w:val="24"/>
+              </w:rPr>
+            </w:pPr>
+            <w:r>
+              <w:rPr>
+                <w:rFonts w:ascii="黑体" w:eastAsia="黑体" w:hAnsi="宋体" w:cs="黑体" w:hint="eastAsia"/>
                 <w:b/>
                 <w:bCs/>
                 <w:color w:val="000000"/>
@@ -1722,7 +1773,7 @@
             <w:pPr>
               <w:jc w:val="center"/>
               <w:rPr>
-                <w:rFonts w:ascii="SimHei" w:eastAsia="SimHei" w:hAnsi="SimSun" w:cs="SimHei" w:hint="eastAsia"/>
+                <w:rFonts w:ascii="黑体" w:eastAsia="黑体" w:hAnsi="宋体" w:cs="黑体"/>
                 <w:color w:val="000000"/>
                 <w:sz w:val="24"/>
               </w:rPr>
@@ -1753,14 +1804,14 @@
               <w:jc w:val="center"/>
               <w:textAlignment w:val="center"/>
               <w:rPr>
-                <w:rFonts w:ascii="SimHei" w:eastAsia="SimHei" w:hAnsi="SimSun" w:cs="SimHei" w:hint="eastAsia"/>
-                <w:color w:val="000000"/>
-                <w:sz w:val="24"/>
-              </w:rPr>
-            </w:pPr>
-            <w:r>
-              <w:rPr>
-                <w:rFonts w:ascii="SimHei" w:eastAsia="SimHei" w:hAnsi="SimSun" w:cs="SimHei" w:hint="eastAsia"/>
+                <w:rFonts w:ascii="黑体" w:eastAsia="黑体" w:hAnsi="宋体" w:cs="黑体"/>
+                <w:color w:val="000000"/>
+                <w:sz w:val="24"/>
+              </w:rPr>
+            </w:pPr>
+            <w:r>
+              <w:rPr>
+                <w:rFonts w:ascii="黑体" w:eastAsia="黑体" w:hAnsi="宋体" w:cs="黑体" w:hint="eastAsia"/>
                 <w:color w:val="000000"/>
                 <w:sz w:val="24"/>
               </w:rPr>
@@ -1768,15 +1819,16 @@
             </w:r>
             <w:r>
               <w:rPr>
-                <w:rFonts w:ascii="SimHei" w:eastAsia="SimHei" w:hAnsi="SimSun" w:cs="SimHei" w:hint="eastAsia"/>
+                <w:rFonts w:ascii="黑体" w:eastAsia="黑体" w:hAnsi="宋体" w:cs="黑体" w:hint="eastAsia"/>
                 <w:color w:val="000000"/>
                 <w:sz w:val="24"/>
               </w:rPr>
               <w:t>#</w:t>
             </w:r>
-            <w:r>
-              <w:rPr>
-                <w:rFonts w:ascii="SimHei" w:eastAsia="SimHei" w:hAnsi="SimSun" w:cs="SimHei" w:hint="eastAsia"/>
+            <w:proofErr w:type="gramStart"/>
+            <w:r>
+              <w:rPr>
+                <w:rFonts w:ascii="黑体" w:eastAsia="黑体" w:hAnsi="宋体" w:cs="黑体" w:hint="eastAsia"/>
                 <w:color w:val="000000"/>
                 <w:sz w:val="24"/>
               </w:rPr>
@@ -1784,15 +1836,16 @@
             </w:r>
             <w:r>
               <w:rPr>
-                <w:rFonts w:ascii="SimHei" w:eastAsia="SimHei" w:hAnsi="SimSun" w:cs="SimHei"/>
+                <w:rFonts w:ascii="黑体" w:eastAsia="黑体" w:hAnsi="宋体" w:cs="黑体"/>
                 <w:color w:val="000000"/>
                 <w:sz w:val="24"/>
               </w:rPr>
               <w:t>{</w:t>
             </w:r>
-            <w:r>
-              <w:rPr>
-                <w:rFonts w:ascii="SimHei" w:eastAsia="SimHei" w:hAnsi="SimSun" w:cs="SimHei" w:hint="eastAsia"/>
+            <w:proofErr w:type="gramEnd"/>
+            <w:r>
+              <w:rPr>
+                <w:rFonts w:ascii="黑体" w:eastAsia="黑体" w:hAnsi="宋体" w:cs="黑体" w:hint="eastAsia"/>
                 <w:color w:val="000000"/>
                 <w:sz w:val="24"/>
               </w:rPr>
@@ -1800,7 +1853,7 @@
             </w:r>
             <w:r>
               <w:rPr>
-                <w:rFonts w:ascii="SimHei" w:eastAsia="SimHei" w:hAnsi="SimSun" w:cs="SimHei"/>
+                <w:rFonts w:ascii="黑体" w:eastAsia="黑体" w:hAnsi="宋体" w:cs="黑体"/>
                 <w:color w:val="000000"/>
                 <w:sz w:val="24"/>
               </w:rPr>
@@ -1826,14 +1879,14 @@
               <w:jc w:val="center"/>
               <w:textAlignment w:val="center"/>
               <w:rPr>
-                <w:rFonts w:ascii="SimHei" w:eastAsia="SimHei" w:hAnsi="SimSun" w:cs="SimHei" w:hint="eastAsia"/>
-                <w:color w:val="000000"/>
-                <w:sz w:val="24"/>
-              </w:rPr>
-            </w:pPr>
-            <w:r>
-              <w:rPr>
-                <w:rFonts w:ascii="SimHei" w:eastAsia="SimHei" w:hAnsi="SimSun" w:cs="SimHei" w:hint="eastAsia"/>
+                <w:rFonts w:ascii="黑体" w:eastAsia="黑体" w:hAnsi="宋体" w:cs="黑体"/>
+                <w:color w:val="000000"/>
+                <w:sz w:val="24"/>
+              </w:rPr>
+            </w:pPr>
+            <w:r>
+              <w:rPr>
+                <w:rFonts w:ascii="黑体" w:eastAsia="黑体" w:hAnsi="宋体" w:cs="黑体" w:hint="eastAsia"/>
                 <w:color w:val="000000"/>
                 <w:kern w:val="0"/>
                 <w:sz w:val="24"/>
@@ -1860,14 +1913,14 @@
               <w:jc w:val="center"/>
               <w:textAlignment w:val="center"/>
               <w:rPr>
-                <w:rFonts w:ascii="SimHei" w:eastAsia="SimHei" w:hAnsi="SimSun" w:cs="SimHei" w:hint="eastAsia"/>
-                <w:color w:val="000000"/>
-                <w:sz w:val="24"/>
-              </w:rPr>
-            </w:pPr>
-            <w:r>
-              <w:rPr>
-                <w:rFonts w:ascii="SimHei" w:eastAsia="SimHei" w:hAnsi="SimSun" w:cs="SimHei" w:hint="eastAsia"/>
+                <w:rFonts w:ascii="黑体" w:eastAsia="黑体" w:hAnsi="宋体" w:cs="黑体"/>
+                <w:color w:val="000000"/>
+                <w:sz w:val="24"/>
+              </w:rPr>
+            </w:pPr>
+            <w:r>
+              <w:rPr>
+                <w:rFonts w:ascii="黑体" w:eastAsia="黑体" w:hAnsi="宋体" w:cs="黑体" w:hint="eastAsia"/>
                 <w:color w:val="000000"/>
                 <w:kern w:val="0"/>
                 <w:sz w:val="24"/>
@@ -1894,14 +1947,14 @@
               <w:jc w:val="center"/>
               <w:textAlignment w:val="center"/>
               <w:rPr>
-                <w:rFonts w:ascii="SimHei" w:eastAsia="SimHei" w:hAnsi="SimSun" w:cs="SimHei" w:hint="eastAsia"/>
-                <w:color w:val="000000"/>
-                <w:sz w:val="24"/>
-              </w:rPr>
-            </w:pPr>
-            <w:r>
-              <w:rPr>
-                <w:rFonts w:ascii="SimHei" w:eastAsia="SimHei" w:hAnsi="SimSun" w:cs="SimHei"/>
+                <w:rFonts w:ascii="黑体" w:eastAsia="黑体" w:hAnsi="宋体" w:cs="黑体"/>
+                <w:color w:val="000000"/>
+                <w:sz w:val="24"/>
+              </w:rPr>
+            </w:pPr>
+            <w:r>
+              <w:rPr>
+                <w:rFonts w:ascii="黑体" w:eastAsia="黑体" w:hAnsi="宋体" w:cs="黑体"/>
                 <w:color w:val="000000"/>
                 <w:kern w:val="0"/>
                 <w:sz w:val="24"/>
@@ -1928,14 +1981,14 @@
               <w:jc w:val="center"/>
               <w:textAlignment w:val="center"/>
               <w:rPr>
-                <w:rFonts w:ascii="SimHei" w:eastAsia="SimHei" w:hAnsi="SimSun" w:cs="SimHei" w:hint="eastAsia"/>
-                <w:color w:val="000000"/>
-                <w:sz w:val="24"/>
-              </w:rPr>
-            </w:pPr>
-            <w:r>
-              <w:rPr>
-                <w:rFonts w:ascii="SimHei" w:eastAsia="SimHei" w:hAnsi="SimSun" w:cs="SimHei"/>
+                <w:rFonts w:ascii="黑体" w:eastAsia="黑体" w:hAnsi="宋体" w:cs="黑体"/>
+                <w:color w:val="000000"/>
+                <w:sz w:val="24"/>
+              </w:rPr>
+            </w:pPr>
+            <w:r>
+              <w:rPr>
+                <w:rFonts w:ascii="黑体" w:eastAsia="黑体" w:hAnsi="宋体" w:cs="黑体"/>
                 <w:color w:val="000000"/>
                 <w:kern w:val="0"/>
                 <w:sz w:val="24"/>
@@ -1962,14 +2015,14 @@
               <w:jc w:val="center"/>
               <w:textAlignment w:val="center"/>
               <w:rPr>
-                <w:rFonts w:ascii="SimHei" w:eastAsia="SimHei" w:hAnsi="SimSun" w:cs="SimHei" w:hint="eastAsia"/>
-                <w:color w:val="000000"/>
-                <w:sz w:val="24"/>
-              </w:rPr>
-            </w:pPr>
-            <w:r>
-              <w:rPr>
-                <w:rFonts w:ascii="SimHei" w:eastAsia="SimHei" w:hAnsi="SimSun" w:cs="SimHei"/>
+                <w:rFonts w:ascii="黑体" w:eastAsia="黑体" w:hAnsi="宋体" w:cs="黑体"/>
+                <w:color w:val="000000"/>
+                <w:sz w:val="24"/>
+              </w:rPr>
+            </w:pPr>
+            <w:r>
+              <w:rPr>
+                <w:rFonts w:ascii="黑体" w:eastAsia="黑体" w:hAnsi="宋体" w:cs="黑体"/>
                 <w:color w:val="000000"/>
                 <w:kern w:val="0"/>
                 <w:sz w:val="24"/>
@@ -1996,14 +2049,14 @@
               <w:jc w:val="center"/>
               <w:textAlignment w:val="center"/>
               <w:rPr>
-                <w:rFonts w:ascii="SimHei" w:eastAsia="SimHei" w:hAnsi="SimSun" w:cs="SimHei" w:hint="eastAsia"/>
-                <w:color w:val="000000"/>
-                <w:sz w:val="24"/>
-              </w:rPr>
-            </w:pPr>
-            <w:r>
-              <w:rPr>
-                <w:rFonts w:ascii="SimHei" w:eastAsia="SimHei" w:hAnsi="SimSun" w:cs="SimHei" w:hint="eastAsia"/>
+                <w:rFonts w:ascii="黑体" w:eastAsia="黑体" w:hAnsi="宋体" w:cs="黑体"/>
+                <w:color w:val="000000"/>
+                <w:sz w:val="24"/>
+              </w:rPr>
+            </w:pPr>
+            <w:r>
+              <w:rPr>
+                <w:rFonts w:ascii="黑体" w:eastAsia="黑体" w:hAnsi="宋体" w:cs="黑体" w:hint="eastAsia"/>
                 <w:color w:val="000000"/>
                 <w:kern w:val="0"/>
                 <w:sz w:val="24"/>
@@ -2012,7 +2065,7 @@
             </w:r>
             <w:r>
               <w:rPr>
-                <w:rFonts w:ascii="SimHei" w:eastAsia="SimHei" w:hAnsi="SimSun" w:cs="SimHei"/>
+                <w:rFonts w:ascii="黑体" w:eastAsia="黑体" w:hAnsi="宋体" w:cs="黑体"/>
                 <w:color w:val="000000"/>
                 <w:kern w:val="0"/>
                 <w:sz w:val="24"/>
@@ -2021,7 +2074,7 @@
             </w:r>
             <w:r>
               <w:rPr>
-                <w:rFonts w:ascii="SimHei" w:eastAsia="SimHei" w:hAnsi="SimSun" w:cs="SimHei" w:hint="eastAsia"/>
+                <w:rFonts w:ascii="黑体" w:eastAsia="黑体" w:hAnsi="宋体" w:cs="黑体" w:hint="eastAsia"/>
                 <w:color w:val="000000"/>
                 <w:kern w:val="0"/>
                 <w:sz w:val="24"/>
@@ -2030,7 +2083,7 @@
             </w:r>
             <w:r>
               <w:rPr>
-                <w:rFonts w:ascii="SimHei" w:eastAsia="SimHei" w:hAnsi="SimSun" w:cs="SimHei"/>
+                <w:rFonts w:ascii="黑体" w:eastAsia="黑体" w:hAnsi="宋体" w:cs="黑体"/>
                 <w:color w:val="000000"/>
                 <w:kern w:val="0"/>
                 <w:sz w:val="24"/>
@@ -2068,7 +2121,7 @@
 </file>
 
 <file path=word/endnotes.xml><?xml version="1.0" encoding="utf-8"?>
-<w:endnotes xmlns:wpc="http://schemas.microsoft.com/office/word/2010/wordprocessingCanvas" xmlns:cx="http://schemas.microsoft.com/office/drawing/2014/chartex" xmlns:cx1="http://schemas.microsoft.com/office/drawing/2015/9/8/chartex" xmlns:cx2="http://schemas.microsoft.com/office/drawing/2015/10/21/chartex" xmlns:cx3="http://schemas.microsoft.com/office/drawing/2016/5/9/chartex" xmlns:cx4="http://schemas.microsoft.com/office/drawing/2016/5/10/chartex" xmlns:cx5="http://schemas.microsoft.com/office/drawing/2016/5/11/chartex" xmlns:cx6="http://schemas.microsoft.com/office/drawing/2016/5/12/chartex" xmlns:cx7="http://schemas.microsoft.com/office/drawing/2016/5/13/chartex" xmlns:cx8="http://schemas.microsoft.com/office/drawing/2016/5/14/chartex" xmlns:mc="http://schemas.openxmlformats.org/markup-compatibility/2006" xmlns:aink="http://schemas.microsoft.com/office/drawing/2016/ink" xmlns:am3d="http://schemas.microsoft.com/office/drawing/2017/model3d" xmlns:o="urn:schemas-microsoft-com:office:office" xmlns:oel="http://schemas.microsoft.com/office/2019/extlst" xmlns:r="http://schemas.openxmlformats.org/officeDocument/2006/relationships" xmlns:m="http://schemas.openxmlformats.org/officeDocument/2006/math" xmlns:v="urn:schemas-microsoft-com:vml" xmlns:wp14="http://schemas.microsoft.com/office/word/2010/wordprocessingDrawing" xmlns:wp="http://schemas.openxmlformats.org/drawingml/2006/wordprocessingDrawing" xmlns:w10="urn:schemas-microsoft-com:office:word" xmlns:w="http://schemas.openxmlformats.org/wordprocessingml/2006/main" xmlns:w14="http://schemas.microsoft.com/office/word/2010/wordml" xmlns:w15="http://schemas.microsoft.com/office/word/2012/wordml" xmlns:w16cex="http://schemas.microsoft.com/office/word/2018/wordml/cex" xmlns:w16cid="http://schemas.microsoft.com/office/word/2016/wordml/cid" xmlns:w16="http://schemas.microsoft.com/office/word/2018/wordml" xmlns:w16du="http://schemas.microsoft.com/office/word/2023/wordml/word16du" xmlns:w16sdtdh="http://schemas.microsoft.com/office/word/2020/wordml/sdtdatahash" xmlns:w16sdtfl="http://schemas.microsoft.com/office/word/2024/wordml/sdtformatlock" xmlns:w16se="http://schemas.microsoft.com/office/word/2015/wordml/symex" xmlns:wpg="http://schemas.microsoft.com/office/word/2010/wordprocessingGroup" xmlns:wpi="http://schemas.microsoft.com/office/word/2010/wordprocessingInk" xmlns:wne="http://schemas.microsoft.com/office/word/2006/wordml" xmlns:wps="http://schemas.microsoft.com/office/word/2010/wordprocessingShape" mc:Ignorable="w14 w15 w16se w16cid w16 w16cex w16sdtdh w16sdtfl w16du wp14">
+<w:endnotes xmlns:wpc="http://schemas.microsoft.com/office/word/2010/wordprocessingCanvas" xmlns:cx="http://schemas.microsoft.com/office/drawing/2014/chartex" xmlns:cx1="http://schemas.microsoft.com/office/drawing/2015/9/8/chartex" xmlns:cx2="http://schemas.microsoft.com/office/drawing/2015/10/21/chartex" xmlns:cx3="http://schemas.microsoft.com/office/drawing/2016/5/9/chartex" xmlns:cx4="http://schemas.microsoft.com/office/drawing/2016/5/10/chartex" xmlns:cx5="http://schemas.microsoft.com/office/drawing/2016/5/11/chartex" xmlns:cx6="http://schemas.microsoft.com/office/drawing/2016/5/12/chartex" xmlns:cx7="http://schemas.microsoft.com/office/drawing/2016/5/13/chartex" xmlns:cx8="http://schemas.microsoft.com/office/drawing/2016/5/14/chartex" xmlns:mc="http://schemas.openxmlformats.org/markup-compatibility/2006" xmlns:m="http://schemas.openxmlformats.org/officeDocument/2006/math" xmlns:aink="http://schemas.microsoft.com/office/drawing/2016/ink" xmlns:am3d="http://schemas.microsoft.com/office/drawing/2017/model3d" xmlns:oel="http://schemas.microsoft.com/office/2019/extlst" xmlns:r="http://schemas.openxmlformats.org/officeDocument/2006/relationships" xmlns:wp14="http://schemas.microsoft.com/office/word/2010/wordprocessingDrawing" xmlns:wp="http://schemas.openxmlformats.org/drawingml/2006/wordprocessingDrawing" xmlns:wpg="http://schemas.microsoft.com/office/word/2010/wordprocessingGroup" xmlns:wpi="http://schemas.microsoft.com/office/word/2010/wordprocessingInk" xmlns:wps="http://schemas.microsoft.com/office/word/2010/wordprocessingShape" xmlns:o="urn:schemas-microsoft-com:office:office" xmlns:v="urn:schemas-microsoft-com:vml" xmlns:w10="urn:schemas-microsoft-com:office:word" xmlns:w="http://schemas.openxmlformats.org/wordprocessingml/2006/main" xmlns:w14="http://schemas.microsoft.com/office/word/2010/wordml" xmlns:w15="http://schemas.microsoft.com/office/word/2012/wordml" xmlns:w16cex="http://schemas.microsoft.com/office/word/2018/wordml/cex" xmlns:w16cid="http://schemas.microsoft.com/office/word/2016/wordml/cid" xmlns:w16="http://schemas.microsoft.com/office/word/2018/wordml" xmlns:w16sdtdh="http://schemas.microsoft.com/office/word/2020/wordml/sdtdatahash" xmlns:w16sdtfl="http://schemas.microsoft.com/office/word/2024/wordml/sdtformatlock" xmlns:w16se="http://schemas.microsoft.com/office/word/2015/wordml/symex" xmlns:w16du="http://schemas.microsoft.com/office/word/2023/wordml/word16du" xmlns:wne="http://schemas.microsoft.com/office/word/2006/wordml" mc:Ignorable="w14 w15 w16se w16cid w16 w16cex w16sdtdh w16sdtfl w16du wp14">
   <w:endnote w:type="separator" w:id="-1">
     <w:p>
       <w:r>
@@ -2087,7 +2140,7 @@
 </file>
 
 <file path=word/footer1.xml><?xml version="1.0" encoding="utf-8"?>
-<w:ftr xmlns:wpc="http://schemas.microsoft.com/office/word/2010/wordprocessingCanvas" xmlns:cx="http://schemas.microsoft.com/office/drawing/2014/chartex" xmlns:cx1="http://schemas.microsoft.com/office/drawing/2015/9/8/chartex" xmlns:cx2="http://schemas.microsoft.com/office/drawing/2015/10/21/chartex" xmlns:cx3="http://schemas.microsoft.com/office/drawing/2016/5/9/chartex" xmlns:cx4="http://schemas.microsoft.com/office/drawing/2016/5/10/chartex" xmlns:cx5="http://schemas.microsoft.com/office/drawing/2016/5/11/chartex" xmlns:cx6="http://schemas.microsoft.com/office/drawing/2016/5/12/chartex" xmlns:cx7="http://schemas.microsoft.com/office/drawing/2016/5/13/chartex" xmlns:cx8="http://schemas.microsoft.com/office/drawing/2016/5/14/chartex" xmlns:mc="http://schemas.openxmlformats.org/markup-compatibility/2006" xmlns:aink="http://schemas.microsoft.com/office/drawing/2016/ink" xmlns:am3d="http://schemas.microsoft.com/office/drawing/2017/model3d" xmlns:o="urn:schemas-microsoft-com:office:office" xmlns:oel="http://schemas.microsoft.com/office/2019/extlst" xmlns:r="http://schemas.openxmlformats.org/officeDocument/2006/relationships" xmlns:m="http://schemas.openxmlformats.org/officeDocument/2006/math" xmlns:v="urn:schemas-microsoft-com:vml" xmlns:wp14="http://schemas.microsoft.com/office/word/2010/wordprocessingDrawing" xmlns:wp="http://schemas.openxmlformats.org/drawingml/2006/wordprocessingDrawing" xmlns:w10="urn:schemas-microsoft-com:office:word" xmlns:w="http://schemas.openxmlformats.org/wordprocessingml/2006/main" xmlns:w14="http://schemas.microsoft.com/office/word/2010/wordml" xmlns:w15="http://schemas.microsoft.com/office/word/2012/wordml" xmlns:w16cex="http://schemas.microsoft.com/office/word/2018/wordml/cex" xmlns:w16cid="http://schemas.microsoft.com/office/word/2016/wordml/cid" xmlns:w16="http://schemas.microsoft.com/office/word/2018/wordml" xmlns:w16du="http://schemas.microsoft.com/office/word/2023/wordml/word16du" xmlns:w16sdtdh="http://schemas.microsoft.com/office/word/2020/wordml/sdtdatahash" xmlns:w16sdtfl="http://schemas.microsoft.com/office/word/2024/wordml/sdtformatlock" xmlns:w16se="http://schemas.microsoft.com/office/word/2015/wordml/symex" xmlns:wpg="http://schemas.microsoft.com/office/word/2010/wordprocessingGroup" xmlns:wpi="http://schemas.microsoft.com/office/word/2010/wordprocessingInk" xmlns:wne="http://schemas.microsoft.com/office/word/2006/wordml" xmlns:wps="http://schemas.microsoft.com/office/word/2010/wordprocessingShape" mc:Ignorable="w14 w15 w16se w16cid w16 w16cex w16sdtdh w16sdtfl w16du wp14">
+<w:ftr xmlns:wpc="http://schemas.microsoft.com/office/word/2010/wordprocessingCanvas" xmlns:cx="http://schemas.microsoft.com/office/drawing/2014/chartex" xmlns:cx1="http://schemas.microsoft.com/office/drawing/2015/9/8/chartex" xmlns:cx2="http://schemas.microsoft.com/office/drawing/2015/10/21/chartex" xmlns:cx3="http://schemas.microsoft.com/office/drawing/2016/5/9/chartex" xmlns:cx4="http://schemas.microsoft.com/office/drawing/2016/5/10/chartex" xmlns:cx5="http://schemas.microsoft.com/office/drawing/2016/5/11/chartex" xmlns:cx6="http://schemas.microsoft.com/office/drawing/2016/5/12/chartex" xmlns:cx7="http://schemas.microsoft.com/office/drawing/2016/5/13/chartex" xmlns:cx8="http://schemas.microsoft.com/office/drawing/2016/5/14/chartex" xmlns:mc="http://schemas.openxmlformats.org/markup-compatibility/2006" xmlns:m="http://schemas.openxmlformats.org/officeDocument/2006/math" xmlns:aink="http://schemas.microsoft.com/office/drawing/2016/ink" xmlns:am3d="http://schemas.microsoft.com/office/drawing/2017/model3d" xmlns:oel="http://schemas.microsoft.com/office/2019/extlst" xmlns:r="http://schemas.openxmlformats.org/officeDocument/2006/relationships" xmlns:wp14="http://schemas.microsoft.com/office/word/2010/wordprocessingDrawing" xmlns:wp="http://schemas.openxmlformats.org/drawingml/2006/wordprocessingDrawing" xmlns:wpg="http://schemas.microsoft.com/office/word/2010/wordprocessingGroup" xmlns:wpi="http://schemas.microsoft.com/office/word/2010/wordprocessingInk" xmlns:wps="http://schemas.microsoft.com/office/word/2010/wordprocessingShape" xmlns:o="urn:schemas-microsoft-com:office:office" xmlns:v="urn:schemas-microsoft-com:vml" xmlns:w10="urn:schemas-microsoft-com:office:word" xmlns:w="http://schemas.openxmlformats.org/wordprocessingml/2006/main" xmlns:w14="http://schemas.microsoft.com/office/word/2010/wordml" xmlns:w15="http://schemas.microsoft.com/office/word/2012/wordml" xmlns:w16cex="http://schemas.microsoft.com/office/word/2018/wordml/cex" xmlns:w16cid="http://schemas.microsoft.com/office/word/2016/wordml/cid" xmlns:w16="http://schemas.microsoft.com/office/word/2018/wordml" xmlns:w16sdtdh="http://schemas.microsoft.com/office/word/2020/wordml/sdtdatahash" xmlns:w16sdtfl="http://schemas.microsoft.com/office/word/2024/wordml/sdtformatlock" xmlns:w16se="http://schemas.microsoft.com/office/word/2015/wordml/symex" xmlns:w16du="http://schemas.microsoft.com/office/word/2023/wordml/word16du" xmlns:wne="http://schemas.microsoft.com/office/word/2006/wordml" mc:Ignorable="w14 w15 w16se w16cid w16 w16cex w16sdtdh w16sdtfl w16du wp14">
   <w:p>
     <w:pPr>
       <w:pStyle w:val="a3"/>
@@ -2205,7 +2258,7 @@
 </file>
 
 <file path=word/footnotes.xml><?xml version="1.0" encoding="utf-8"?>
-<w:footnotes xmlns:wpc="http://schemas.microsoft.com/office/word/2010/wordprocessingCanvas" xmlns:cx="http://schemas.microsoft.com/office/drawing/2014/chartex" xmlns:cx1="http://schemas.microsoft.com/office/drawing/2015/9/8/chartex" xmlns:cx2="http://schemas.microsoft.com/office/drawing/2015/10/21/chartex" xmlns:cx3="http://schemas.microsoft.com/office/drawing/2016/5/9/chartex" xmlns:cx4="http://schemas.microsoft.com/office/drawing/2016/5/10/chartex" xmlns:cx5="http://schemas.microsoft.com/office/drawing/2016/5/11/chartex" xmlns:cx6="http://schemas.microsoft.com/office/drawing/2016/5/12/chartex" xmlns:cx7="http://schemas.microsoft.com/office/drawing/2016/5/13/chartex" xmlns:cx8="http://schemas.microsoft.com/office/drawing/2016/5/14/chartex" xmlns:mc="http://schemas.openxmlformats.org/markup-compatibility/2006" xmlns:aink="http://schemas.microsoft.com/office/drawing/2016/ink" xmlns:am3d="http://schemas.microsoft.com/office/drawing/2017/model3d" xmlns:o="urn:schemas-microsoft-com:office:office" xmlns:oel="http://schemas.microsoft.com/office/2019/extlst" xmlns:r="http://schemas.openxmlformats.org/officeDocument/2006/relationships" xmlns:m="http://schemas.openxmlformats.org/officeDocument/2006/math" xmlns:v="urn:schemas-microsoft-com:vml" xmlns:wp14="http://schemas.microsoft.com/office/word/2010/wordprocessingDrawing" xmlns:wp="http://schemas.openxmlformats.org/drawingml/2006/wordprocessingDrawing" xmlns:w10="urn:schemas-microsoft-com:office:word" xmlns:w="http://schemas.openxmlformats.org/wordprocessingml/2006/main" xmlns:w14="http://schemas.microsoft.com/office/word/2010/wordml" xmlns:w15="http://schemas.microsoft.com/office/word/2012/wordml" xmlns:w16cex="http://schemas.microsoft.com/office/word/2018/wordml/cex" xmlns:w16cid="http://schemas.microsoft.com/office/word/2016/wordml/cid" xmlns:w16="http://schemas.microsoft.com/office/word/2018/wordml" xmlns:w16du="http://schemas.microsoft.com/office/word/2023/wordml/word16du" xmlns:w16sdtdh="http://schemas.microsoft.com/office/word/2020/wordml/sdtdatahash" xmlns:w16sdtfl="http://schemas.microsoft.com/office/word/2024/wordml/sdtformatlock" xmlns:w16se="http://schemas.microsoft.com/office/word/2015/wordml/symex" xmlns:wpg="http://schemas.microsoft.com/office/word/2010/wordprocessingGroup" xmlns:wpi="http://schemas.microsoft.com/office/word/2010/wordprocessingInk" xmlns:wne="http://schemas.microsoft.com/office/word/2006/wordml" xmlns:wps="http://schemas.microsoft.com/office/word/2010/wordprocessingShape" mc:Ignorable="w14 w15 w16se w16cid w16 w16cex w16sdtdh w16sdtfl w16du wp14">
+<w:footnotes xmlns:wpc="http://schemas.microsoft.com/office/word/2010/wordprocessingCanvas" xmlns:cx="http://schemas.microsoft.com/office/drawing/2014/chartex" xmlns:cx1="http://schemas.microsoft.com/office/drawing/2015/9/8/chartex" xmlns:cx2="http://schemas.microsoft.com/office/drawing/2015/10/21/chartex" xmlns:cx3="http://schemas.microsoft.com/office/drawing/2016/5/9/chartex" xmlns:cx4="http://schemas.microsoft.com/office/drawing/2016/5/10/chartex" xmlns:cx5="http://schemas.microsoft.com/office/drawing/2016/5/11/chartex" xmlns:cx6="http://schemas.microsoft.com/office/drawing/2016/5/12/chartex" xmlns:cx7="http://schemas.microsoft.com/office/drawing/2016/5/13/chartex" xmlns:cx8="http://schemas.microsoft.com/office/drawing/2016/5/14/chartex" xmlns:mc="http://schemas.openxmlformats.org/markup-compatibility/2006" xmlns:m="http://schemas.openxmlformats.org/officeDocument/2006/math" xmlns:aink="http://schemas.microsoft.com/office/drawing/2016/ink" xmlns:am3d="http://schemas.microsoft.com/office/drawing/2017/model3d" xmlns:oel="http://schemas.microsoft.com/office/2019/extlst" xmlns:r="http://schemas.openxmlformats.org/officeDocument/2006/relationships" xmlns:wp14="http://schemas.microsoft.com/office/word/2010/wordprocessingDrawing" xmlns:wp="http://schemas.openxmlformats.org/drawingml/2006/wordprocessingDrawing" xmlns:wpg="http://schemas.microsoft.com/office/word/2010/wordprocessingGroup" xmlns:wpi="http://schemas.microsoft.com/office/word/2010/wordprocessingInk" xmlns:wps="http://schemas.microsoft.com/office/word/2010/wordprocessingShape" xmlns:o="urn:schemas-microsoft-com:office:office" xmlns:v="urn:schemas-microsoft-com:vml" xmlns:w10="urn:schemas-microsoft-com:office:word" xmlns:w="http://schemas.openxmlformats.org/wordprocessingml/2006/main" xmlns:w14="http://schemas.microsoft.com/office/word/2010/wordml" xmlns:w15="http://schemas.microsoft.com/office/word/2012/wordml" xmlns:w16cex="http://schemas.microsoft.com/office/word/2018/wordml/cex" xmlns:w16cid="http://schemas.microsoft.com/office/word/2016/wordml/cid" xmlns:w16="http://schemas.microsoft.com/office/word/2018/wordml" xmlns:w16sdtdh="http://schemas.microsoft.com/office/word/2020/wordml/sdtdatahash" xmlns:w16sdtfl="http://schemas.microsoft.com/office/word/2024/wordml/sdtformatlock" xmlns:w16se="http://schemas.microsoft.com/office/word/2015/wordml/symex" xmlns:w16du="http://schemas.microsoft.com/office/word/2023/wordml/word16du" xmlns:wne="http://schemas.microsoft.com/office/word/2006/wordml" mc:Ignorable="w14 w15 w16se w16cid w16 w16cex w16sdtdh w16sdtfl w16du wp14">
   <w:footnote w:type="separator" w:id="-1">
     <w:p>
       <w:r>
@@ -2224,11 +2277,11 @@
 </file>
 
 <file path=word/styles.xml><?xml version="1.0" encoding="utf-8"?>
-<w:styles xmlns:mc="http://schemas.openxmlformats.org/markup-compatibility/2006" xmlns:r="http://schemas.openxmlformats.org/officeDocument/2006/relationships" xmlns:w="http://schemas.openxmlformats.org/wordprocessingml/2006/main" xmlns:w14="http://schemas.microsoft.com/office/word/2010/wordml" xmlns:w15="http://schemas.microsoft.com/office/word/2012/wordml" xmlns:w16cex="http://schemas.microsoft.com/office/word/2018/wordml/cex" xmlns:w16cid="http://schemas.microsoft.com/office/word/2016/wordml/cid" xmlns:w16="http://schemas.microsoft.com/office/word/2018/wordml" xmlns:w16du="http://schemas.microsoft.com/office/word/2023/wordml/word16du" xmlns:w16sdtdh="http://schemas.microsoft.com/office/word/2020/wordml/sdtdatahash" xmlns:w16sdtfl="http://schemas.microsoft.com/office/word/2024/wordml/sdtformatlock" xmlns:w16se="http://schemas.microsoft.com/office/word/2015/wordml/symex" mc:Ignorable="w14 w15 w16se w16cid w16 w16cex w16sdtdh w16sdtfl w16du">
+<w:styles xmlns:mc="http://schemas.openxmlformats.org/markup-compatibility/2006" xmlns:r="http://schemas.openxmlformats.org/officeDocument/2006/relationships" xmlns:w="http://schemas.openxmlformats.org/wordprocessingml/2006/main" xmlns:w14="http://schemas.microsoft.com/office/word/2010/wordml" xmlns:w15="http://schemas.microsoft.com/office/word/2012/wordml" xmlns:w16cex="http://schemas.microsoft.com/office/word/2018/wordml/cex" xmlns:w16cid="http://schemas.microsoft.com/office/word/2016/wordml/cid" xmlns:w16="http://schemas.microsoft.com/office/word/2018/wordml" xmlns:w16sdtdh="http://schemas.microsoft.com/office/word/2020/wordml/sdtdatahash" xmlns:w16sdtfl="http://schemas.microsoft.com/office/word/2024/wordml/sdtformatlock" xmlns:w16se="http://schemas.microsoft.com/office/word/2015/wordml/symex" xmlns:w16du="http://schemas.microsoft.com/office/word/2023/wordml/word16du" mc:Ignorable="w14 w15 w16se w16cid w16 w16cex w16sdtdh w16sdtfl w16du">
   <w:docDefaults>
     <w:rPrDefault>
       <w:rPr>
-        <w:rFonts w:ascii="Times New Roman" w:eastAsia="SimSun" w:hAnsi="Times New Roman" w:cs="Times New Roman"/>
+        <w:rFonts w:ascii="Times New Roman" w:eastAsia="宋体" w:hAnsi="Times New Roman" w:cs="Times New Roman"/>
         <w:lang w:val="en-US" w:eastAsia="zh-CN" w:bidi="ar-SA"/>
       </w:rPr>
     </w:rPrDefault>
@@ -2626,7 +2679,7 @@
     <w:autoRedefine/>
     <w:qFormat/>
     <w:rPr>
-      <w:rFonts w:ascii="SimHei" w:eastAsia="SimHei" w:hAnsi="SimSun" w:cs="SimHei" w:hint="eastAsia"/>
+      <w:rFonts w:ascii="黑体" w:eastAsia="黑体" w:hAnsi="宋体" w:cs="黑体" w:hint="eastAsia"/>
       <w:color w:val="000000"/>
       <w:sz w:val="24"/>
       <w:szCs w:val="24"/>
@@ -2640,7 +2693,7 @@
     <w:autoRedefine/>
     <w:qFormat/>
     <w:rPr>
-      <w:rFonts w:ascii="SimHei" w:eastAsia="SimHei" w:hAnsi="SimSun" w:cs="SimHei" w:hint="eastAsia"/>
+      <w:rFonts w:ascii="黑体" w:eastAsia="黑体" w:hAnsi="宋体" w:cs="黑体" w:hint="eastAsia"/>
       <w:color w:val="000000"/>
       <w:sz w:val="24"/>
       <w:szCs w:val="24"/>
@@ -2653,7 +2706,7 @@
     <w:autoRedefine/>
     <w:qFormat/>
     <w:rPr>
-      <w:rFonts w:ascii="SimHei" w:eastAsia="SimHei" w:hAnsi="SimSun" w:cs="SimHei" w:hint="eastAsia"/>
+      <w:rFonts w:ascii="黑体" w:eastAsia="黑体" w:hAnsi="宋体" w:cs="黑体" w:hint="eastAsia"/>
       <w:color w:val="000000"/>
       <w:sz w:val="24"/>
       <w:szCs w:val="24"/>
@@ -2666,7 +2719,7 @@
     <w:basedOn w:val="a0"/>
     <w:qFormat/>
     <w:rPr>
-      <w:rFonts w:ascii="SimHei" w:eastAsia="SimHei" w:hAnsi="SimSun" w:cs="SimHei" w:hint="eastAsia"/>
+      <w:rFonts w:ascii="黑体" w:eastAsia="黑体" w:hAnsi="宋体" w:cs="黑体" w:hint="eastAsia"/>
       <w:b/>
       <w:bCs/>
       <w:color w:val="000000"/>
@@ -2680,7 +2733,7 @@
     <w:basedOn w:val="a0"/>
     <w:qFormat/>
     <w:rPr>
-      <w:rFonts w:ascii="SimHei" w:eastAsia="SimHei" w:hAnsi="SimSun" w:cs="SimHei" w:hint="eastAsia"/>
+      <w:rFonts w:ascii="黑体" w:eastAsia="黑体" w:hAnsi="宋体" w:cs="黑体" w:hint="eastAsia"/>
       <w:b/>
       <w:bCs/>
       <w:color w:val="000000"/>
